--- a/docs/MyCV/NikolaosKaralis_CV_full.docx
+++ b/docs/MyCV/NikolaosKaralis_CV_full.docx
@@ -1,6 +1,6 @@
 
 <file path=word/document.xml><?xml version="1.0" encoding="utf-8"?>
-<w:document xmlns:wpc="http://schemas.microsoft.com/office/word/2010/wordprocessingCanvas" xmlns:cx="http://schemas.microsoft.com/office/drawing/2014/chartex" xmlns:cx1="http://schemas.microsoft.com/office/drawing/2015/9/8/chartex" xmlns:cx2="http://schemas.microsoft.com/office/drawing/2015/10/21/chartex" xmlns:cx3="http://schemas.microsoft.com/office/drawing/2016/5/9/chartex" xmlns:cx4="http://schemas.microsoft.com/office/drawing/2016/5/10/chartex" xmlns:cx5="http://schemas.microsoft.com/office/drawing/2016/5/11/chartex" xmlns:cx6="http://schemas.microsoft.com/office/drawing/2016/5/12/chartex" xmlns:cx7="http://schemas.microsoft.com/office/drawing/2016/5/13/chartex" xmlns:cx8="http://schemas.microsoft.com/office/drawing/2016/5/14/chartex" xmlns:mc="http://schemas.openxmlformats.org/markup-compatibility/2006" xmlns:aink="http://schemas.microsoft.com/office/drawing/2016/ink" xmlns:am3d="http://schemas.microsoft.com/office/drawing/2017/model3d" xmlns:o="urn:schemas-microsoft-com:office:office" xmlns:oel="http://schemas.microsoft.com/office/2019/extlst" xmlns:r="http://schemas.openxmlformats.org/officeDocument/2006/relationships" xmlns:m="http://schemas.openxmlformats.org/officeDocument/2006/math" xmlns:v="urn:schemas-microsoft-com:vml" xmlns:wp14="http://schemas.microsoft.com/office/word/2010/wordprocessingDrawing" xmlns:wp="http://schemas.openxmlformats.org/drawingml/2006/wordprocessingDrawing" xmlns:w10="urn:schemas-microsoft-com:office:word" xmlns:w="http://schemas.openxmlformats.org/wordprocessingml/2006/main" xmlns:w14="http://schemas.microsoft.com/office/word/2010/wordml" xmlns:w15="http://schemas.microsoft.com/office/word/2012/wordml" xmlns:w16cex="http://schemas.microsoft.com/office/word/2018/wordml/cex" xmlns:w16cid="http://schemas.microsoft.com/office/word/2016/wordml/cid" xmlns:w16="http://schemas.microsoft.com/office/word/2018/wordml" xmlns:w16du="http://schemas.microsoft.com/office/word/2023/wordml/word16du" xmlns:w16sdtdh="http://schemas.microsoft.com/office/word/2020/wordml/sdtdatahash" xmlns:w16sdtfl="http://schemas.microsoft.com/office/word/2024/wordml/sdtformatlock" xmlns:w16se="http://schemas.microsoft.com/office/word/2015/wordml/symex" xmlns:wpg="http://schemas.microsoft.com/office/word/2010/wordprocessingGroup" xmlns:wpi="http://schemas.microsoft.com/office/word/2010/wordprocessingInk" xmlns:wne="http://schemas.microsoft.com/office/word/2006/wordml" xmlns:wps="http://schemas.microsoft.com/office/word/2010/wordprocessingShape" mc:Ignorable="w14 w15 w16se w16cid w16 w16cex w16sdtdh w16sdtfl w16du wp14">
+<w:document xmlns:wpc="http://schemas.microsoft.com/office/word/2010/wordprocessingCanvas" xmlns:cx="http://schemas.microsoft.com/office/drawing/2014/chartex" xmlns:cx1="http://schemas.microsoft.com/office/drawing/2015/9/8/chartex" xmlns:cx2="http://schemas.microsoft.com/office/drawing/2015/10/21/chartex" xmlns:cx3="http://schemas.microsoft.com/office/drawing/2016/5/9/chartex" xmlns:cx4="http://schemas.microsoft.com/office/drawing/2016/5/10/chartex" xmlns:cx5="http://schemas.microsoft.com/office/drawing/2016/5/11/chartex" xmlns:cx6="http://schemas.microsoft.com/office/drawing/2016/5/12/chartex" xmlns:cx7="http://schemas.microsoft.com/office/drawing/2016/5/13/chartex" xmlns:cx8="http://schemas.microsoft.com/office/drawing/2016/5/14/chartex" xmlns:mc="http://schemas.openxmlformats.org/markup-compatibility/2006" xmlns:m="http://schemas.openxmlformats.org/officeDocument/2006/math" xmlns:aink="http://schemas.microsoft.com/office/drawing/2016/ink" xmlns:am3d="http://schemas.microsoft.com/office/drawing/2017/model3d" xmlns:oel="http://schemas.microsoft.com/office/2019/extlst" xmlns:r="http://schemas.openxmlformats.org/officeDocument/2006/relationships" xmlns:wp14="http://schemas.microsoft.com/office/word/2010/wordprocessingDrawing" xmlns:wp="http://schemas.openxmlformats.org/drawingml/2006/wordprocessingDrawing" xmlns:wpg="http://schemas.microsoft.com/office/word/2010/wordprocessingGroup" xmlns:wpi="http://schemas.microsoft.com/office/word/2010/wordprocessingInk" xmlns:wps="http://schemas.microsoft.com/office/word/2010/wordprocessingShape" xmlns:o="urn:schemas-microsoft-com:office:office" xmlns:v="urn:schemas-microsoft-com:vml" xmlns:w10="urn:schemas-microsoft-com:office:word" xmlns:w="http://schemas.openxmlformats.org/wordprocessingml/2006/main" xmlns:w14="http://schemas.microsoft.com/office/word/2010/wordml" xmlns:w15="http://schemas.microsoft.com/office/word/2012/wordml" xmlns:w16cex="http://schemas.microsoft.com/office/word/2018/wordml/cex" xmlns:w16cid="http://schemas.microsoft.com/office/word/2016/wordml/cid" xmlns:w16="http://schemas.microsoft.com/office/word/2018/wordml" xmlns:w16sdtdh="http://schemas.microsoft.com/office/word/2020/wordml/sdtdatahash" xmlns:w16sdtfl="http://schemas.microsoft.com/office/word/2024/wordml/sdtformatlock" xmlns:w16se="http://schemas.microsoft.com/office/word/2015/wordml/symex" xmlns:w16du="http://schemas.microsoft.com/office/word/2023/wordml/word16du" xmlns:wne="http://schemas.microsoft.com/office/word/2006/wordml" mc:Ignorable="w14 w15 w16se w16cid w16 w16cex w16sdtdh w16sdtfl w16du wp14">
   <w:body>
     <w:p>
       <w:pPr>
@@ -990,52 +990,52 @@
           <w:sz w:val="20"/>
           <w:szCs w:val="20"/>
         </w:rPr>
-        <w:t>01</w:t>
-      </w:r>
-      <w:r>
-        <w:rPr>
-          <w:rFonts w:eastAsia="Helvetica" w:cs="Times New Roman"/>
-          <w:bCs/>
-          <w:sz w:val="20"/>
-          <w:szCs w:val="20"/>
-        </w:rPr>
-        <w:t>.20</w:t>
-      </w:r>
-      <w:r>
-        <w:rPr>
-          <w:rFonts w:eastAsia="Helvetica" w:cs="Times New Roman"/>
-          <w:bCs/>
-          <w:sz w:val="20"/>
-          <w:szCs w:val="20"/>
-        </w:rPr>
-        <w:t>24</w:t>
-      </w:r>
-      <w:r>
-        <w:rPr>
-          <w:rFonts w:eastAsia="Helvetica" w:cs="Times New Roman"/>
-          <w:bCs/>
-          <w:sz w:val="20"/>
-          <w:szCs w:val="20"/>
-        </w:rPr>
-        <w:t xml:space="preserve"> – present</w:t>
-      </w:r>
-      <w:r>
-        <w:rPr>
-          <w:rFonts w:eastAsia="Helvetica" w:cs="Times New Roman"/>
-          <w:bCs/>
-          <w:sz w:val="20"/>
-          <w:szCs w:val="20"/>
-        </w:rPr>
-        <w:tab/>
-      </w:r>
-      <w:r>
-        <w:rPr>
-          <w:rFonts w:eastAsia="Helvetica" w:cs="Times New Roman"/>
-          <w:b/>
-          <w:sz w:val="20"/>
-          <w:szCs w:val="20"/>
-        </w:rPr>
-        <w:t xml:space="preserve">Team leader </w:t>
+        <w:t>01.2024 – present</w:t>
+      </w:r>
+      <w:r>
+        <w:rPr>
+          <w:rFonts w:eastAsia="Helvetica" w:cs="Times New Roman"/>
+          <w:bCs/>
+          <w:sz w:val="20"/>
+          <w:szCs w:val="20"/>
+        </w:rPr>
+        <w:tab/>
+      </w:r>
+      <w:r>
+        <w:rPr>
+          <w:rFonts w:eastAsia="Helvetica" w:cs="Times New Roman"/>
+          <w:b/>
+          <w:sz w:val="20"/>
+          <w:szCs w:val="20"/>
+        </w:rPr>
+        <w:t>Team leader</w:t>
+      </w:r>
+      <w:r>
+        <w:rPr>
+          <w:rFonts w:eastAsia="Helvetica" w:cs="Times New Roman"/>
+          <w:bCs/>
+          <w:sz w:val="20"/>
+          <w:szCs w:val="20"/>
+        </w:rPr>
+        <w:t xml:space="preserve"> </w:t>
+      </w:r>
+      <w:r>
+        <w:rPr>
+          <w:rFonts w:eastAsia="Helvetica" w:cs="Times New Roman"/>
+          <w:bCs/>
+          <w:sz w:val="20"/>
+          <w:szCs w:val="20"/>
+        </w:rPr>
+        <w:t xml:space="preserve">- </w:t>
+      </w:r>
+      <w:r>
+        <w:rPr>
+          <w:rFonts w:cs="Times New Roman"/>
+          <w:bCs/>
+          <w:sz w:val="20"/>
+          <w:szCs w:val="20"/>
+        </w:rPr>
+        <w:t>Neuronal circuits and brain dynamics</w:t>
       </w:r>
       <w:r>
         <w:rPr>
@@ -1054,34 +1054,6 @@
           <w:szCs w:val="20"/>
         </w:rPr>
         <w:t>Paris Brain Institute</w:t>
-      </w:r>
-    </w:p>
-    <w:p>
-      <w:pPr>
-        <w:ind w:left="2127"/>
-        <w:rPr>
-          <w:rFonts w:eastAsia="Helvetica" w:cs="Times New Roman"/>
-          <w:b/>
-          <w:bCs/>
-        </w:rPr>
-      </w:pPr>
-      <w:r>
-        <w:rPr>
-          <w:rFonts w:cs="Times New Roman"/>
-          <w:bCs/>
-          <w:sz w:val="20"/>
-          <w:szCs w:val="20"/>
-        </w:rPr>
-        <w:t>Neuronal circuits and brain dynamics</w:t>
-      </w:r>
-      <w:r>
-        <w:rPr>
-          <w:rFonts w:cs="Times New Roman"/>
-          <w:bCs/>
-          <w:sz w:val="20"/>
-          <w:szCs w:val="20"/>
-        </w:rPr>
-        <w:t xml:space="preserve"> team</w:t>
       </w:r>
       <w:r>
         <w:rPr>
@@ -1337,259 +1309,6 @@
         <w:rPr>
           <w:rFonts w:cs="Times New Roman"/>
           <w:bCs/>
-          <w:sz w:val="20"/>
-          <w:szCs w:val="20"/>
-        </w:rPr>
-      </w:pPr>
-    </w:p>
-    <w:p>
-      <w:pPr>
-        <w:rPr>
-          <w:rFonts w:eastAsia="Helvetica" w:cs="Times New Roman"/>
-          <w:b/>
-          <w:sz w:val="20"/>
-          <w:szCs w:val="20"/>
-        </w:rPr>
-      </w:pPr>
-      <w:r>
-        <w:rPr>
-          <w:rFonts w:eastAsia="Helvetica" w:cs="Times New Roman"/>
-          <w:bCs/>
-          <w:sz w:val="20"/>
-          <w:szCs w:val="20"/>
-        </w:rPr>
-        <w:t>01.</w:t>
-      </w:r>
-      <w:r>
-        <w:rPr>
-          <w:rFonts w:eastAsia="Helvetica" w:cs="Times New Roman"/>
-          <w:bCs/>
-          <w:sz w:val="20"/>
-          <w:szCs w:val="20"/>
-        </w:rPr>
-        <w:t>2018</w:t>
-      </w:r>
-      <w:r>
-        <w:rPr>
-          <w:rFonts w:eastAsia="Helvetica" w:cs="Times New Roman"/>
-          <w:bCs/>
-          <w:sz w:val="20"/>
-          <w:szCs w:val="20"/>
-        </w:rPr>
-        <w:t xml:space="preserve"> – </w:t>
-      </w:r>
-      <w:r>
-        <w:rPr>
-          <w:rFonts w:eastAsia="Helvetica" w:cs="Times New Roman"/>
-          <w:bCs/>
-          <w:sz w:val="20"/>
-          <w:szCs w:val="20"/>
-        </w:rPr>
-        <w:t>10.2022</w:t>
-      </w:r>
-      <w:r>
-        <w:rPr>
-          <w:rFonts w:eastAsia="Helvetica" w:cs="Times New Roman"/>
-          <w:bCs/>
-          <w:sz w:val="20"/>
-          <w:szCs w:val="20"/>
-        </w:rPr>
-        <w:tab/>
-      </w:r>
-      <w:r>
-        <w:rPr>
-          <w:rFonts w:eastAsia="Helvetica" w:cs="Times New Roman"/>
-          <w:b/>
-          <w:sz w:val="20"/>
-          <w:szCs w:val="20"/>
-        </w:rPr>
-        <w:t>Research fellow</w:t>
-      </w:r>
-    </w:p>
-    <w:p>
-      <w:pPr>
-        <w:ind w:left="1418" w:firstLine="709"/>
-        <w:rPr>
-          <w:rFonts w:cs="Times New Roman"/>
-          <w:bCs/>
-          <w:sz w:val="20"/>
-          <w:szCs w:val="20"/>
-        </w:rPr>
-      </w:pPr>
-      <w:r>
-        <w:rPr>
-          <w:rFonts w:cs="Times New Roman"/>
-          <w:bCs/>
-          <w:sz w:val="20"/>
-          <w:szCs w:val="20"/>
-        </w:rPr>
-        <w:t>Friedrich Miescher Institute for Biomedical Research</w:t>
-      </w:r>
-    </w:p>
-    <w:p>
-      <w:pPr>
-        <w:rPr>
-          <w:rFonts w:eastAsia="Helvetica" w:cs="Times New Roman"/>
-          <w:i/>
-          <w:sz w:val="20"/>
-          <w:szCs w:val="20"/>
-        </w:rPr>
-      </w:pPr>
-      <w:r>
-        <w:rPr>
-          <w:rFonts w:cs="Times New Roman"/>
-          <w:bCs/>
-          <w:sz w:val="20"/>
-          <w:szCs w:val="20"/>
-        </w:rPr>
-        <w:tab/>
-      </w:r>
-      <w:r>
-        <w:rPr>
-          <w:rFonts w:cs="Times New Roman"/>
-          <w:bCs/>
-          <w:sz w:val="20"/>
-          <w:szCs w:val="20"/>
-        </w:rPr>
-        <w:tab/>
-      </w:r>
-      <w:r>
-        <w:rPr>
-          <w:rFonts w:cs="Times New Roman"/>
-          <w:bCs/>
-          <w:sz w:val="20"/>
-          <w:szCs w:val="20"/>
-        </w:rPr>
-        <w:tab/>
-      </w:r>
-      <w:r>
-        <w:rPr>
-          <w:rFonts w:cs="Times New Roman"/>
-          <w:bCs/>
-          <w:sz w:val="20"/>
-          <w:szCs w:val="20"/>
-        </w:rPr>
-        <w:t xml:space="preserve">Project: </w:t>
-      </w:r>
-      <w:r>
-        <w:rPr>
-          <w:rFonts w:eastAsia="Helvetica" w:cs="Times New Roman"/>
-          <w:i/>
-          <w:sz w:val="20"/>
-          <w:szCs w:val="20"/>
-        </w:rPr>
-        <w:t>Neuromodulatory organization of amygdala circuits</w:t>
-      </w:r>
-    </w:p>
-    <w:p>
-      <w:pPr>
-        <w:ind w:left="1418" w:firstLine="709"/>
-        <w:rPr>
-          <w:rFonts w:cs="Times New Roman"/>
-          <w:bCs/>
-          <w:sz w:val="20"/>
-          <w:szCs w:val="20"/>
-        </w:rPr>
-      </w:pPr>
-      <w:r>
-        <w:rPr>
-          <w:rFonts w:cs="Times New Roman"/>
-          <w:bCs/>
-          <w:sz w:val="20"/>
-          <w:szCs w:val="20"/>
-        </w:rPr>
-        <w:t>EMBO LTF and MSCA IF</w:t>
-      </w:r>
-      <w:r>
-        <w:rPr>
-          <w:rFonts w:cs="Times New Roman"/>
-          <w:bCs/>
-          <w:sz w:val="20"/>
-          <w:szCs w:val="20"/>
-        </w:rPr>
-        <w:t xml:space="preserve"> fellow</w:t>
-      </w:r>
-    </w:p>
-    <w:p>
-      <w:pPr>
-        <w:rPr>
-          <w:rFonts w:eastAsia="Helvetica" w:cs="Times New Roman"/>
-          <w:bCs/>
-          <w:sz w:val="20"/>
-          <w:szCs w:val="20"/>
-        </w:rPr>
-      </w:pPr>
-      <w:r>
-        <w:rPr>
-          <w:rFonts w:cs="Times New Roman"/>
-          <w:bCs/>
-          <w:sz w:val="20"/>
-          <w:szCs w:val="20"/>
-        </w:rPr>
-        <w:tab/>
-      </w:r>
-      <w:r>
-        <w:rPr>
-          <w:rFonts w:cs="Times New Roman"/>
-          <w:bCs/>
-          <w:sz w:val="20"/>
-          <w:szCs w:val="20"/>
-        </w:rPr>
-        <w:tab/>
-      </w:r>
-      <w:r>
-        <w:rPr>
-          <w:rFonts w:cs="Times New Roman"/>
-          <w:bCs/>
-          <w:sz w:val="20"/>
-          <w:szCs w:val="20"/>
-        </w:rPr>
-        <w:tab/>
-      </w:r>
-      <w:r>
-        <w:rPr>
-          <w:rFonts w:cs="Times New Roman"/>
-          <w:bCs/>
-          <w:sz w:val="20"/>
-          <w:szCs w:val="20"/>
-        </w:rPr>
-        <w:t xml:space="preserve">Group leader: </w:t>
-      </w:r>
-      <w:r>
-        <w:rPr>
-          <w:rFonts w:cs="Times New Roman"/>
-          <w:bCs/>
-          <w:sz w:val="20"/>
-          <w:szCs w:val="20"/>
-        </w:rPr>
-        <w:t xml:space="preserve">Prof. </w:t>
-      </w:r>
-      <w:r>
-        <w:rPr>
-          <w:rFonts w:cs="Times New Roman"/>
-          <w:bCs/>
-          <w:sz w:val="20"/>
-          <w:szCs w:val="20"/>
-        </w:rPr>
-        <w:t xml:space="preserve">Dr. </w:t>
-      </w:r>
-      <w:r>
-        <w:rPr>
-          <w:rFonts w:cs="Times New Roman"/>
-          <w:bCs/>
-          <w:sz w:val="20"/>
-          <w:szCs w:val="20"/>
-        </w:rPr>
-        <w:t>Andreas Lüthi</w:t>
-      </w:r>
-    </w:p>
-    <w:p>
-      <w:pPr>
-        <w:outlineLvl w:val="0"/>
-        <w:rPr>
-          <w:rFonts w:eastAsia="Helvetica" w:cs="Times New Roman"/>
-          <w:b/>
-          <w:bCs/>
           <w:sz w:val="16"/>
           <w:szCs w:val="16"/>
         </w:rPr>
@@ -1597,6 +1316,155 @@
     </w:p>
     <w:p>
       <w:pPr>
+        <w:rPr>
+          <w:rFonts w:eastAsia="Helvetica" w:cs="Times New Roman"/>
+          <w:b/>
+          <w:sz w:val="20"/>
+          <w:szCs w:val="20"/>
+        </w:rPr>
+      </w:pPr>
+      <w:r>
+        <w:rPr>
+          <w:rFonts w:eastAsia="Helvetica" w:cs="Times New Roman"/>
+          <w:bCs/>
+          <w:sz w:val="20"/>
+          <w:szCs w:val="20"/>
+        </w:rPr>
+        <w:t>01.</w:t>
+      </w:r>
+      <w:r>
+        <w:rPr>
+          <w:rFonts w:eastAsia="Helvetica" w:cs="Times New Roman"/>
+          <w:bCs/>
+          <w:sz w:val="20"/>
+          <w:szCs w:val="20"/>
+        </w:rPr>
+        <w:t>2018</w:t>
+      </w:r>
+      <w:r>
+        <w:rPr>
+          <w:rFonts w:eastAsia="Helvetica" w:cs="Times New Roman"/>
+          <w:bCs/>
+          <w:sz w:val="20"/>
+          <w:szCs w:val="20"/>
+        </w:rPr>
+        <w:t xml:space="preserve"> – </w:t>
+      </w:r>
+      <w:r>
+        <w:rPr>
+          <w:rFonts w:eastAsia="Helvetica" w:cs="Times New Roman"/>
+          <w:bCs/>
+          <w:sz w:val="20"/>
+          <w:szCs w:val="20"/>
+        </w:rPr>
+        <w:t>10.2022</w:t>
+      </w:r>
+      <w:r>
+        <w:rPr>
+          <w:rFonts w:eastAsia="Helvetica" w:cs="Times New Roman"/>
+          <w:bCs/>
+          <w:sz w:val="20"/>
+          <w:szCs w:val="20"/>
+        </w:rPr>
+        <w:tab/>
+      </w:r>
+      <w:r>
+        <w:rPr>
+          <w:rFonts w:eastAsia="Helvetica" w:cs="Times New Roman"/>
+          <w:b/>
+          <w:sz w:val="20"/>
+          <w:szCs w:val="20"/>
+        </w:rPr>
+        <w:t>Postdoctoral r</w:t>
+      </w:r>
+      <w:r>
+        <w:rPr>
+          <w:rFonts w:eastAsia="Helvetica" w:cs="Times New Roman"/>
+          <w:b/>
+          <w:sz w:val="20"/>
+          <w:szCs w:val="20"/>
+        </w:rPr>
+        <w:t>esearch fellow</w:t>
+      </w:r>
+    </w:p>
+    <w:p>
+      <w:pPr>
+        <w:ind w:left="1418" w:firstLine="709"/>
+        <w:rPr>
+          <w:rFonts w:cs="Times New Roman"/>
+          <w:bCs/>
+          <w:sz w:val="20"/>
+          <w:szCs w:val="20"/>
+        </w:rPr>
+      </w:pPr>
+      <w:r>
+        <w:rPr>
+          <w:rFonts w:cs="Times New Roman"/>
+          <w:bCs/>
+          <w:sz w:val="20"/>
+          <w:szCs w:val="20"/>
+        </w:rPr>
+        <w:t>Friedrich Miescher Institute for Biomedical Research</w:t>
+      </w:r>
+    </w:p>
+    <w:p>
+      <w:pPr>
+        <w:ind w:left="1418" w:firstLine="709"/>
+        <w:rPr>
+          <w:rFonts w:cs="Times New Roman"/>
+          <w:bCs/>
+          <w:sz w:val="20"/>
+          <w:szCs w:val="20"/>
+        </w:rPr>
+      </w:pPr>
+      <w:r>
+        <w:rPr>
+          <w:rFonts w:cs="Times New Roman"/>
+          <w:bCs/>
+          <w:sz w:val="20"/>
+          <w:szCs w:val="20"/>
+        </w:rPr>
+        <w:t>EMBO LTF and MSCA IF</w:t>
+      </w:r>
+      <w:r>
+        <w:rPr>
+          <w:rFonts w:cs="Times New Roman"/>
+          <w:bCs/>
+          <w:sz w:val="20"/>
+          <w:szCs w:val="20"/>
+        </w:rPr>
+        <w:t xml:space="preserve"> fellow</w:t>
+      </w:r>
+      <w:r>
+        <w:rPr>
+          <w:rFonts w:cs="Times New Roman"/>
+          <w:bCs/>
+          <w:sz w:val="20"/>
+          <w:szCs w:val="20"/>
+        </w:rPr>
+        <w:t xml:space="preserve"> (Andreas </w:t>
+      </w:r>
+      <w:r>
+        <w:rPr>
+          <w:rFonts w:cs="Times New Roman"/>
+          <w:bCs/>
+          <w:sz w:val="20"/>
+          <w:szCs w:val="20"/>
+        </w:rPr>
+        <w:t>Lüthi</w:t>
+      </w:r>
+      <w:r>
+        <w:rPr>
+          <w:rFonts w:cs="Times New Roman"/>
+          <w:bCs/>
+          <w:sz w:val="20"/>
+          <w:szCs w:val="20"/>
+        </w:rPr>
+        <w:t xml:space="preserve"> lab)</w:t>
+      </w:r>
+    </w:p>
+    <w:p>
+      <w:pPr>
         <w:outlineLvl w:val="0"/>
         <w:rPr>
           <w:rFonts w:eastAsia="Helvetica" w:cs="Times New Roman"/>
@@ -1647,103 +1515,121 @@
           <w:szCs w:val="20"/>
         </w:rPr>
       </w:pPr>
-      <w:r>
-        <w:rPr>
-          <w:rFonts w:eastAsia="Helvetica" w:cs="Times New Roman"/>
-          <w:sz w:val="20"/>
-          <w:szCs w:val="20"/>
-        </w:rPr>
-        <w:t>09.</w:t>
-      </w:r>
-      <w:r>
-        <w:rPr>
-          <w:rFonts w:eastAsia="Helvetica" w:cs="Times New Roman"/>
-          <w:sz w:val="20"/>
-          <w:szCs w:val="20"/>
-        </w:rPr>
-        <w:t xml:space="preserve">2013 </w:t>
-      </w:r>
-      <w:r>
-        <w:rPr>
-          <w:rFonts w:eastAsia="Helvetica" w:cs="Times New Roman"/>
-          <w:sz w:val="20"/>
-          <w:szCs w:val="20"/>
-        </w:rPr>
-        <w:t>-</w:t>
-      </w:r>
-      <w:r>
-        <w:rPr>
-          <w:rFonts w:eastAsia="Helvetica" w:cs="Times New Roman"/>
-          <w:sz w:val="20"/>
-          <w:szCs w:val="20"/>
-        </w:rPr>
-        <w:t xml:space="preserve"> </w:t>
-      </w:r>
-      <w:r>
-        <w:rPr>
-          <w:rFonts w:eastAsia="Helvetica" w:cs="Times New Roman"/>
-          <w:sz w:val="20"/>
-          <w:szCs w:val="20"/>
-        </w:rPr>
-        <w:t>12.201</w:t>
-      </w:r>
-      <w:r>
-        <w:rPr>
-          <w:rFonts w:eastAsia="Helvetica" w:cs="Times New Roman"/>
-          <w:sz w:val="20"/>
-          <w:szCs w:val="20"/>
-        </w:rPr>
-        <w:t>7</w:t>
-      </w:r>
-      <w:r>
-        <w:rPr>
-          <w:rFonts w:eastAsia="Helvetica" w:cs="Times New Roman"/>
-          <w:sz w:val="20"/>
-          <w:szCs w:val="20"/>
-        </w:rPr>
-        <w:tab/>
-      </w:r>
-      <w:r>
-        <w:rPr>
-          <w:rFonts w:eastAsia="Helvetica" w:cs="Times New Roman"/>
-          <w:b/>
-          <w:bCs/>
-          <w:sz w:val="20"/>
-          <w:szCs w:val="20"/>
-        </w:rPr>
-        <w:t>Ph.D. in Neuroscience</w:t>
-      </w:r>
-    </w:p>
-    <w:p>
-      <w:pPr>
-        <w:ind w:left="1418" w:firstLine="709"/>
-        <w:rPr>
-          <w:rFonts w:eastAsia="Helvetica" w:cs="Times New Roman"/>
-          <w:bCs/>
-          <w:sz w:val="20"/>
-          <w:szCs w:val="20"/>
-        </w:rPr>
-      </w:pPr>
-      <w:r>
-        <w:rPr>
-          <w:rFonts w:eastAsia="Helvetica" w:cs="Times New Roman"/>
-          <w:bCs/>
-          <w:sz w:val="20"/>
-          <w:szCs w:val="20"/>
-        </w:rPr>
-        <w:t xml:space="preserve">Faculty of Medicine, </w:t>
-      </w:r>
-      <w:r>
-        <w:rPr>
-          <w:rFonts w:eastAsia="Helvetica" w:cs="Times New Roman"/>
-          <w:sz w:val="20"/>
-          <w:szCs w:val="20"/>
-        </w:rPr>
-        <w:t xml:space="preserve">Ludwig-Maximilians University Munich </w:t>
-      </w:r>
-    </w:p>
-    <w:p>
-      <w:pPr>
+      <w:bookmarkStart w:id="0" w:name="_Hlk243401919"/>
+      <w:r>
+        <w:rPr>
+          <w:rFonts w:eastAsia="Helvetica" w:cs="Times New Roman"/>
+          <w:sz w:val="20"/>
+          <w:szCs w:val="20"/>
+        </w:rPr>
+        <w:t>2026</w:t>
+      </w:r>
+      <w:r>
+        <w:rPr>
+          <w:rFonts w:eastAsia="Helvetica" w:cs="Times New Roman"/>
+          <w:sz w:val="20"/>
+          <w:szCs w:val="20"/>
+        </w:rPr>
+        <w:tab/>
+      </w:r>
+      <w:r>
+        <w:rPr>
+          <w:rFonts w:eastAsia="Helvetica" w:cs="Times New Roman"/>
+          <w:sz w:val="20"/>
+          <w:szCs w:val="20"/>
+        </w:rPr>
+        <w:tab/>
+      </w:r>
+      <w:r>
+        <w:rPr>
+          <w:rFonts w:eastAsia="Helvetica" w:cs="Times New Roman"/>
+          <w:sz w:val="20"/>
+          <w:szCs w:val="20"/>
+        </w:rPr>
+        <w:tab/>
+      </w:r>
+      <w:r>
+        <w:rPr>
+          <w:rFonts w:eastAsia="Helvetica" w:cs="Times New Roman"/>
+          <w:b/>
+          <w:bCs/>
+          <w:sz w:val="20"/>
+          <w:szCs w:val="20"/>
+        </w:rPr>
+        <w:t xml:space="preserve">Habilitation à </w:t>
+      </w:r>
+      <w:proofErr w:type="spellStart"/>
+      <w:r>
+        <w:rPr>
+          <w:rFonts w:eastAsia="Helvetica" w:cs="Times New Roman"/>
+          <w:b/>
+          <w:bCs/>
+          <w:sz w:val="20"/>
+          <w:szCs w:val="20"/>
+        </w:rPr>
+        <w:t>Diriger</w:t>
+      </w:r>
+      <w:proofErr w:type="spellEnd"/>
+      <w:r>
+        <w:rPr>
+          <w:rFonts w:eastAsia="Helvetica" w:cs="Times New Roman"/>
+          <w:b/>
+          <w:bCs/>
+          <w:sz w:val="20"/>
+          <w:szCs w:val="20"/>
+        </w:rPr>
+        <w:t xml:space="preserve"> des </w:t>
+      </w:r>
+      <w:proofErr w:type="spellStart"/>
+      <w:r>
+        <w:rPr>
+          <w:rFonts w:eastAsia="Helvetica" w:cs="Times New Roman"/>
+          <w:b/>
+          <w:bCs/>
+          <w:sz w:val="20"/>
+          <w:szCs w:val="20"/>
+        </w:rPr>
+        <w:t>Recherches</w:t>
+      </w:r>
+      <w:proofErr w:type="spellEnd"/>
+      <w:r>
+        <w:rPr>
+          <w:rFonts w:eastAsia="Helvetica" w:cs="Times New Roman"/>
+          <w:b/>
+          <w:bCs/>
+          <w:sz w:val="20"/>
+          <w:szCs w:val="20"/>
+        </w:rPr>
+        <w:t xml:space="preserve"> (HDR)</w:t>
+      </w:r>
+    </w:p>
+    <w:p>
+      <w:pPr>
+        <w:ind w:left="2127"/>
+        <w:rPr>
+          <w:rFonts w:eastAsia="Helvetica" w:cs="Times New Roman"/>
+          <w:sz w:val="20"/>
+          <w:szCs w:val="20"/>
+        </w:rPr>
+      </w:pPr>
+      <w:r>
+        <w:rPr>
+          <w:rFonts w:eastAsia="Helvetica" w:cs="Times New Roman"/>
+          <w:sz w:val="20"/>
+          <w:szCs w:val="20"/>
+        </w:rPr>
+        <w:t xml:space="preserve">Sorbonne Université, Paris, France </w:t>
+      </w:r>
+      <w:r>
+        <w:rPr>
+          <w:rFonts w:eastAsia="Helvetica" w:cs="Times New Roman"/>
+          <w:sz w:val="20"/>
+          <w:szCs w:val="20"/>
+        </w:rPr>
+        <w:br/>
+        <w:t xml:space="preserve">Thesis: </w:t>
+      </w:r>
+      <w:r>
         <w:rPr>
           <w:rFonts w:eastAsia="Helvetica" w:cs="Times New Roman"/>
           <w:i/>
@@ -1751,46 +1637,7 @@
           <w:sz w:val="20"/>
           <w:szCs w:val="20"/>
         </w:rPr>
-      </w:pPr>
-      <w:r>
-        <w:rPr>
-          <w:rFonts w:eastAsia="Helvetica" w:cs="Times New Roman"/>
-          <w:sz w:val="20"/>
-          <w:szCs w:val="20"/>
-        </w:rPr>
-        <w:t>Thesis</w:t>
-      </w:r>
-      <w:r>
-        <w:rPr>
-          <w:rFonts w:eastAsia="Helvetica" w:cs="Times New Roman"/>
-          <w:sz w:val="20"/>
-          <w:szCs w:val="20"/>
-        </w:rPr>
-        <w:t>:</w:t>
-      </w:r>
-      <w:r>
-        <w:rPr>
-          <w:rFonts w:eastAsia="Helvetica" w:cs="Times New Roman"/>
-          <w:sz w:val="20"/>
-          <w:szCs w:val="20"/>
-        </w:rPr>
-        <w:tab/>
-      </w:r>
-      <w:r>
-        <w:rPr>
-          <w:rFonts w:eastAsia="Helvetica" w:cs="Times New Roman"/>
-          <w:sz w:val="20"/>
-          <w:szCs w:val="20"/>
-        </w:rPr>
-        <w:tab/>
-      </w:r>
-      <w:r>
-        <w:rPr>
-          <w:rFonts w:eastAsia="Helvetica" w:cs="Times New Roman"/>
-          <w:sz w:val="20"/>
-          <w:szCs w:val="20"/>
-        </w:rPr>
-        <w:tab/>
+        <w:t xml:space="preserve">Functional Architecture of Neuronal Circuits </w:t>
       </w:r>
       <w:r>
         <w:rPr>
@@ -1800,9 +1647,160 @@
           <w:sz w:val="20"/>
           <w:szCs w:val="20"/>
         </w:rPr>
-        <w:t>Oscillatory architecture of memory circuits</w:t>
-      </w:r>
-      <w:r>
+        <w:br/>
+      </w:r>
+      <w:r>
+        <w:rPr>
+          <w:rFonts w:eastAsia="Helvetica" w:cs="Times New Roman"/>
+          <w:sz w:val="20"/>
+          <w:szCs w:val="20"/>
+        </w:rPr>
+        <w:t xml:space="preserve">Specialization: Life and Health Sciences (Neuroscience) </w:t>
+      </w:r>
+      <w:r>
+        <w:rPr>
+          <w:rFonts w:eastAsia="Helvetica" w:cs="Times New Roman"/>
+          <w:sz w:val="20"/>
+          <w:szCs w:val="20"/>
+        </w:rPr>
+        <w:t>(</w:t>
+      </w:r>
+      <w:r>
+        <w:rPr>
+          <w:rFonts w:eastAsia="Helvetica" w:cs="Times New Roman"/>
+          <w:sz w:val="20"/>
+          <w:szCs w:val="20"/>
+        </w:rPr>
+        <w:t>Defense: 19 October 2026</w:t>
+      </w:r>
+      <w:r>
+        <w:rPr>
+          <w:rFonts w:eastAsia="Helvetica" w:cs="Times New Roman"/>
+          <w:sz w:val="20"/>
+          <w:szCs w:val="20"/>
+        </w:rPr>
+        <w:t>)</w:t>
+      </w:r>
+    </w:p>
+    <w:p>
+      <w:pPr>
+        <w:ind w:left="2127"/>
+        <w:rPr>
+          <w:rFonts w:eastAsia="Helvetica" w:cs="Times New Roman"/>
+          <w:sz w:val="16"/>
+          <w:szCs w:val="16"/>
+        </w:rPr>
+      </w:pPr>
+    </w:p>
+    <w:p>
+      <w:pPr>
+        <w:rPr>
+          <w:rFonts w:eastAsia="Helvetica" w:cs="Times New Roman"/>
+          <w:b/>
+          <w:bCs/>
+          <w:sz w:val="20"/>
+          <w:szCs w:val="20"/>
+        </w:rPr>
+      </w:pPr>
+      <w:r>
+        <w:rPr>
+          <w:rFonts w:eastAsia="Helvetica" w:cs="Times New Roman"/>
+          <w:sz w:val="20"/>
+          <w:szCs w:val="20"/>
+        </w:rPr>
+        <w:t xml:space="preserve">2013 </w:t>
+      </w:r>
+      <w:r>
+        <w:rPr>
+          <w:rFonts w:eastAsia="Helvetica" w:cs="Times New Roman"/>
+          <w:sz w:val="20"/>
+          <w:szCs w:val="20"/>
+        </w:rPr>
+        <w:t>-</w:t>
+      </w:r>
+      <w:r>
+        <w:rPr>
+          <w:rFonts w:eastAsia="Helvetica" w:cs="Times New Roman"/>
+          <w:sz w:val="20"/>
+          <w:szCs w:val="20"/>
+        </w:rPr>
+        <w:t xml:space="preserve"> </w:t>
+      </w:r>
+      <w:r>
+        <w:rPr>
+          <w:rFonts w:eastAsia="Helvetica" w:cs="Times New Roman"/>
+          <w:sz w:val="20"/>
+          <w:szCs w:val="20"/>
+        </w:rPr>
+        <w:t>201</w:t>
+      </w:r>
+      <w:r>
+        <w:rPr>
+          <w:rFonts w:eastAsia="Helvetica" w:cs="Times New Roman"/>
+          <w:sz w:val="20"/>
+          <w:szCs w:val="20"/>
+        </w:rPr>
+        <w:t>7</w:t>
+      </w:r>
+      <w:r>
+        <w:rPr>
+          <w:rFonts w:eastAsia="Helvetica" w:cs="Times New Roman"/>
+          <w:sz w:val="20"/>
+          <w:szCs w:val="20"/>
+        </w:rPr>
+        <w:tab/>
+      </w:r>
+      <w:r>
+        <w:rPr>
+          <w:rFonts w:eastAsia="Helvetica" w:cs="Times New Roman"/>
+          <w:sz w:val="20"/>
+          <w:szCs w:val="20"/>
+        </w:rPr>
+        <w:tab/>
+      </w:r>
+      <w:r>
+        <w:rPr>
+          <w:rFonts w:eastAsia="Helvetica" w:cs="Times New Roman"/>
+          <w:b/>
+          <w:bCs/>
+          <w:sz w:val="20"/>
+          <w:szCs w:val="20"/>
+        </w:rPr>
+        <w:t>Ph.D. in Neuroscience</w:t>
+      </w:r>
+    </w:p>
+    <w:bookmarkEnd w:id="0"/>
+    <w:p>
+      <w:pPr>
+        <w:ind w:left="1418" w:firstLine="709"/>
+        <w:rPr>
+          <w:rFonts w:eastAsia="Helvetica" w:cs="Times New Roman"/>
+          <w:bCs/>
+          <w:sz w:val="20"/>
+          <w:szCs w:val="20"/>
+        </w:rPr>
+      </w:pPr>
+      <w:r>
+        <w:rPr>
+          <w:rFonts w:eastAsia="Helvetica" w:cs="Times New Roman"/>
+          <w:bCs/>
+          <w:sz w:val="20"/>
+          <w:szCs w:val="20"/>
+        </w:rPr>
+        <w:t xml:space="preserve">Faculty of Medicine, </w:t>
+      </w:r>
+      <w:r>
+        <w:rPr>
+          <w:rFonts w:eastAsia="Helvetica" w:cs="Times New Roman"/>
+          <w:sz w:val="20"/>
+          <w:szCs w:val="20"/>
+        </w:rPr>
+        <w:t xml:space="preserve">Ludwig-Maximilians University Munich </w:t>
+      </w:r>
+    </w:p>
+    <w:p>
+      <w:pPr>
+        <w:ind w:left="1418" w:firstLine="709"/>
         <w:rPr>
           <w:rFonts w:eastAsia="Helvetica" w:cs="Times New Roman"/>
           <w:i/>
@@ -1810,6 +1808,49 @@
           <w:sz w:val="20"/>
           <w:szCs w:val="20"/>
         </w:rPr>
+      </w:pPr>
+      <w:r>
+        <w:rPr>
+          <w:rFonts w:eastAsia="Helvetica" w:cs="Times New Roman"/>
+          <w:sz w:val="20"/>
+          <w:szCs w:val="20"/>
+        </w:rPr>
+        <w:t>Thesis</w:t>
+      </w:r>
+      <w:r>
+        <w:rPr>
+          <w:rFonts w:eastAsia="Helvetica" w:cs="Times New Roman"/>
+          <w:sz w:val="20"/>
+          <w:szCs w:val="20"/>
+        </w:rPr>
+        <w:t>:</w:t>
+      </w:r>
+      <w:r>
+        <w:rPr>
+          <w:rFonts w:eastAsia="Helvetica" w:cs="Times New Roman"/>
+          <w:sz w:val="20"/>
+          <w:szCs w:val="20"/>
+        </w:rPr>
+        <w:tab/>
+      </w:r>
+      <w:r>
+        <w:rPr>
+          <w:rFonts w:eastAsia="Helvetica" w:cs="Times New Roman"/>
+          <w:i/>
+          <w:iCs/>
+          <w:sz w:val="20"/>
+          <w:szCs w:val="20"/>
+        </w:rPr>
+        <w:t>Oscillatory architecture of memory circuits</w:t>
+      </w:r>
+      <w:r>
+        <w:rPr>
+          <w:rFonts w:eastAsia="Helvetica" w:cs="Times New Roman"/>
+          <w:i/>
+          <w:iCs/>
+          <w:sz w:val="20"/>
+          <w:szCs w:val="20"/>
+        </w:rPr>
         <w:t xml:space="preserve"> </w:t>
       </w:r>
       <w:r>
@@ -1824,6 +1865,7 @@
     </w:p>
     <w:p>
       <w:pPr>
+        <w:ind w:left="1418" w:firstLine="709"/>
         <w:outlineLvl w:val="0"/>
         <w:rPr>
           <w:rFonts w:eastAsia="Helvetica" w:cs="Times New Roman"/>
@@ -1857,61 +1899,16 @@
           <w:sz w:val="20"/>
           <w:szCs w:val="20"/>
         </w:rPr>
-        <w:tab/>
-      </w:r>
-      <w:r>
-        <w:rPr>
-          <w:rFonts w:eastAsia="Helvetica" w:cs="Times New Roman"/>
-          <w:bCs/>
-          <w:sz w:val="20"/>
-          <w:szCs w:val="20"/>
-        </w:rPr>
-        <w:tab/>
-      </w:r>
-      <w:r>
-        <w:rPr>
-          <w:rFonts w:eastAsia="Helvetica" w:cs="Times New Roman"/>
-          <w:bCs/>
-          <w:sz w:val="20"/>
-          <w:szCs w:val="20"/>
-        </w:rPr>
-        <w:tab/>
-      </w:r>
-      <w:r>
-        <w:rPr>
-          <w:rFonts w:eastAsia="Helvetica" w:cs="Times New Roman"/>
-          <w:bCs/>
-          <w:sz w:val="20"/>
-          <w:szCs w:val="20"/>
-        </w:rPr>
-        <w:t xml:space="preserve">Prof. Dr. Anton Sirota </w:t>
-      </w:r>
-      <w:r>
-        <w:rPr>
-          <w:rFonts w:eastAsia="Helvetica" w:cs="Times New Roman"/>
-          <w:bCs/>
-          <w:sz w:val="20"/>
-          <w:szCs w:val="20"/>
-        </w:rPr>
-        <w:tab/>
-      </w:r>
-      <w:r>
-        <w:rPr>
-          <w:rFonts w:eastAsia="Helvetica" w:cs="Times New Roman"/>
-          <w:bCs/>
-          <w:sz w:val="20"/>
-          <w:szCs w:val="20"/>
-        </w:rPr>
-        <w:tab/>
-      </w:r>
-      <w:r>
-        <w:rPr>
-          <w:rFonts w:eastAsia="Helvetica" w:cs="Times New Roman"/>
-          <w:bCs/>
-          <w:sz w:val="20"/>
-          <w:szCs w:val="20"/>
-        </w:rPr>
-        <w:tab/>
+        <w:t xml:space="preserve"> </w:t>
+      </w:r>
+      <w:r>
+        <w:rPr>
+          <w:rFonts w:eastAsia="Helvetica" w:cs="Times New Roman"/>
+          <w:bCs/>
+          <w:sz w:val="20"/>
+          <w:szCs w:val="20"/>
+        </w:rPr>
+        <w:t>Prof. Dr. Anton Sirota</w:t>
       </w:r>
     </w:p>
     <w:p>
@@ -2029,15 +2026,6 @@
           <w:sz w:val="20"/>
           <w:szCs w:val="20"/>
         </w:rPr>
-        <w:t>09.</w:t>
-      </w:r>
-      <w:r>
-        <w:rPr>
-          <w:rFonts w:eastAsia="Helvetica" w:cs="Times New Roman"/>
-          <w:bCs/>
-          <w:sz w:val="20"/>
-          <w:szCs w:val="20"/>
-        </w:rPr>
         <w:t>2011</w:t>
       </w:r>
       <w:r>
@@ -2065,7 +2053,7 @@
           <w:sz w:val="20"/>
           <w:szCs w:val="20"/>
         </w:rPr>
-        <w:t xml:space="preserve"> 09.</w:t>
+        <w:t xml:space="preserve"> </w:t>
       </w:r>
       <w:r>
         <w:rPr>
@@ -2090,6 +2078,14 @@
           <w:sz w:val="20"/>
           <w:szCs w:val="20"/>
         </w:rPr>
+        <w:tab/>
+      </w:r>
+      <w:r>
+        <w:rPr>
+          <w:rFonts w:eastAsia="Helvetica" w:cs="Times New Roman"/>
+          <w:sz w:val="20"/>
+          <w:szCs w:val="20"/>
+        </w:rPr>
         <w:t>Charité</w:t>
       </w:r>
       <w:r>
@@ -2148,15 +2144,6 @@
           <w:sz w:val="20"/>
           <w:szCs w:val="20"/>
         </w:rPr>
-        <w:t>09.</w:t>
-      </w:r>
-      <w:r>
-        <w:rPr>
-          <w:rFonts w:eastAsia="Helvetica" w:cs="Times New Roman"/>
-          <w:bCs/>
-          <w:sz w:val="20"/>
-          <w:szCs w:val="20"/>
-        </w:rPr>
         <w:t>2012</w:t>
       </w:r>
       <w:r>
@@ -2184,7 +2171,7 @@
           <w:sz w:val="20"/>
           <w:szCs w:val="20"/>
         </w:rPr>
-        <w:t xml:space="preserve"> 08.</w:t>
+        <w:t xml:space="preserve"> </w:t>
       </w:r>
       <w:r>
         <w:rPr>
@@ -2209,6 +2196,14 @@
           <w:sz w:val="20"/>
           <w:szCs w:val="20"/>
         </w:rPr>
+        <w:tab/>
+      </w:r>
+      <w:r>
+        <w:rPr>
+          <w:rFonts w:eastAsia="Helvetica" w:cs="Times New Roman"/>
+          <w:sz w:val="20"/>
+          <w:szCs w:val="20"/>
+        </w:rPr>
         <w:t>Universit</w:t>
       </w:r>
       <w:r>
@@ -2278,6 +2273,7 @@
     </w:p>
     <w:p>
       <w:pPr>
+        <w:ind w:left="2127"/>
         <w:rPr>
           <w:rFonts w:eastAsia="Helvetica" w:cs="Times New Roman"/>
           <w:iCs/>
@@ -2310,25 +2306,7 @@
           <w:sz w:val="20"/>
           <w:szCs w:val="20"/>
         </w:rPr>
-        <w:tab/>
-      </w:r>
-      <w:r>
-        <w:rPr>
-          <w:rFonts w:eastAsia="Helvetica" w:cs="Times New Roman"/>
-          <w:bCs/>
-          <w:sz w:val="20"/>
-          <w:szCs w:val="20"/>
-        </w:rPr>
-        <w:tab/>
-      </w:r>
-      <w:r>
-        <w:rPr>
-          <w:rFonts w:eastAsia="Helvetica" w:cs="Times New Roman"/>
-          <w:bCs/>
-          <w:sz w:val="20"/>
-          <w:szCs w:val="20"/>
-        </w:rPr>
-        <w:tab/>
+        <w:t xml:space="preserve"> </w:t>
       </w:r>
       <w:r>
         <w:rPr>
@@ -2489,6 +2467,7 @@
     </w:p>
     <w:p>
       <w:pPr>
+        <w:ind w:left="1418" w:firstLine="709"/>
         <w:outlineLvl w:val="0"/>
         <w:rPr>
           <w:rFonts w:eastAsia="Helvetica" w:cs="Times New Roman"/>
@@ -2526,24 +2505,6 @@
       <w:r>
         <w:rPr>
           <w:rFonts w:eastAsia="Helvetica" w:cs="Times New Roman"/>
-          <w:bCs/>
-          <w:sz w:val="20"/>
-          <w:szCs w:val="20"/>
-        </w:rPr>
-        <w:tab/>
-      </w:r>
-      <w:r>
-        <w:rPr>
-          <w:rFonts w:eastAsia="Helvetica" w:cs="Times New Roman"/>
-          <w:bCs/>
-          <w:sz w:val="20"/>
-          <w:szCs w:val="20"/>
-        </w:rPr>
-        <w:tab/>
-      </w:r>
-      <w:r>
-        <w:rPr>
-          <w:rFonts w:eastAsia="Helvetica" w:cs="Times New Roman"/>
           <w:sz w:val="20"/>
           <w:szCs w:val="20"/>
         </w:rPr>
@@ -2585,6 +2546,7 @@
     </w:p>
     <w:p>
       <w:pPr>
+        <w:ind w:left="1418" w:firstLine="709"/>
         <w:outlineLvl w:val="0"/>
         <w:rPr>
           <w:rFonts w:eastAsia="Helvetica" w:cs="Times New Roman"/>
@@ -2618,30 +2580,6 @@
           <w:szCs w:val="20"/>
         </w:rPr>
         <w:t xml:space="preserve"> </w:t>
-      </w:r>
-      <w:r>
-        <w:rPr>
-          <w:rFonts w:eastAsia="Helvetica" w:cs="Times New Roman"/>
-          <w:sz w:val="20"/>
-          <w:szCs w:val="20"/>
-        </w:rPr>
-        <w:tab/>
-      </w:r>
-      <w:r>
-        <w:rPr>
-          <w:rFonts w:eastAsia="Helvetica" w:cs="Times New Roman"/>
-          <w:sz w:val="20"/>
-          <w:szCs w:val="20"/>
-        </w:rPr>
-        <w:tab/>
-      </w:r>
-      <w:r>
-        <w:rPr>
-          <w:rFonts w:eastAsia="Helvetica" w:cs="Times New Roman"/>
-          <w:sz w:val="20"/>
-          <w:szCs w:val="20"/>
-        </w:rPr>
-        <w:tab/>
       </w:r>
       <w:r>
         <w:rPr>
@@ -2767,6 +2705,8 @@
           <w:rFonts w:eastAsia="Helvetica" w:cs="Times New Roman"/>
           <w:b/>
           <w:bCs/>
+          <w:sz w:val="16"/>
+          <w:szCs w:val="16"/>
         </w:rPr>
       </w:pPr>
     </w:p>
@@ -4092,8 +4032,8 @@
         </w:rPr>
         <w:t>2010</w:t>
       </w:r>
-      <w:bookmarkStart w:id="0" w:name="search"/>
-      <w:bookmarkEnd w:id="0"/>
+      <w:bookmarkStart w:id="1" w:name="search"/>
+      <w:bookmarkEnd w:id="1"/>
       <w:r>
         <w:rPr>
           <w:rFonts w:eastAsia="Helvetica" w:cs="Times New Roman"/>
@@ -4474,7 +4414,7 @@
           <w:szCs w:val="20"/>
         </w:rPr>
       </w:pPr>
-      <w:bookmarkStart w:id="1" w:name="_Hlk220591382"/>
+      <w:bookmarkStart w:id="2" w:name="_Hlk220591382"/>
       <w:r>
         <w:rPr>
           <w:rFonts w:eastAsia="Helvetica" w:cs="Times New Roman"/>
@@ -4507,7 +4447,7 @@
         </w:rPr>
         <w:tab/>
       </w:r>
-      <w:bookmarkStart w:id="2" w:name="_Hlk197533585"/>
+      <w:bookmarkStart w:id="3" w:name="_Hlk197533585"/>
       <w:r>
         <w:rPr>
           <w:rFonts w:eastAsia="Helvetica" w:cs="Times New Roman"/>
@@ -4525,7 +4465,7 @@
         </w:rPr>
         <w:t>Hueto</w:t>
       </w:r>
-      <w:bookmarkEnd w:id="2"/>
+      <w:bookmarkEnd w:id="3"/>
       <w:proofErr w:type="spellEnd"/>
       <w:r>
         <w:rPr>
@@ -4544,7 +4484,7 @@
         <w:t>Postdoctoral researcher</w:t>
       </w:r>
     </w:p>
-    <w:bookmarkEnd w:id="1"/>
+    <w:bookmarkEnd w:id="2"/>
     <w:p>
       <w:pPr>
         <w:ind w:left="1560" w:hanging="1560"/>
@@ -4570,8 +4510,17 @@
           <w:sz w:val="20"/>
           <w:szCs w:val="20"/>
         </w:rPr>
-        <w:t>2024</w:t>
-      </w:r>
+        <w:t>202</w:t>
+      </w:r>
+      <w:r>
+        <w:rPr>
+          <w:rFonts w:eastAsia="Helvetica" w:cs="Times New Roman"/>
+          <w:sz w:val="20"/>
+          <w:szCs w:val="20"/>
+        </w:rPr>
+        <w:t>5</w:t>
+      </w:r>
+      <w:bookmarkStart w:id="4" w:name="_Hlk243402388"/>
       <w:r>
         <w:rPr>
           <w:rFonts w:eastAsia="Helvetica" w:cs="Times New Roman"/>
@@ -4580,39 +4529,49 @@
         </w:rPr>
         <w:t xml:space="preserve"> – present</w:t>
       </w:r>
-      <w:r>
-        <w:rPr>
-          <w:rFonts w:eastAsia="Helvetica" w:cs="Times New Roman"/>
-          <w:sz w:val="20"/>
-          <w:szCs w:val="20"/>
-        </w:rPr>
-        <w:tab/>
-        <w:t>Pierre Boulet</w:t>
-      </w:r>
-      <w:r>
-        <w:rPr>
-          <w:rFonts w:eastAsia="Helvetica" w:cs="Times New Roman"/>
-          <w:sz w:val="20"/>
-          <w:szCs w:val="20"/>
-        </w:rPr>
-        <w:tab/>
-      </w:r>
-      <w:r>
-        <w:rPr>
-          <w:rFonts w:eastAsia="Helvetica" w:cs="Times New Roman"/>
-          <w:sz w:val="20"/>
-          <w:szCs w:val="20"/>
-        </w:rPr>
-        <w:tab/>
-      </w:r>
-      <w:r>
-        <w:rPr>
-          <w:rFonts w:eastAsia="Helvetica" w:cs="Times New Roman"/>
-          <w:sz w:val="20"/>
-          <w:szCs w:val="20"/>
-        </w:rPr>
-        <w:t>Research engineer</w:t>
-      </w:r>
+      <w:bookmarkEnd w:id="4"/>
+      <w:r>
+        <w:rPr>
+          <w:rFonts w:eastAsia="Helvetica" w:cs="Times New Roman"/>
+          <w:sz w:val="20"/>
+          <w:szCs w:val="20"/>
+        </w:rPr>
+        <w:tab/>
+      </w:r>
+      <w:r>
+        <w:rPr>
+          <w:rFonts w:eastAsia="Helvetica" w:cs="Times New Roman"/>
+          <w:sz w:val="20"/>
+          <w:szCs w:val="20"/>
+        </w:rPr>
+        <w:t>Yuki Nomura</w:t>
+      </w:r>
+      <w:r>
+        <w:rPr>
+          <w:rFonts w:eastAsia="Helvetica" w:cs="Times New Roman"/>
+          <w:sz w:val="20"/>
+          <w:szCs w:val="20"/>
+        </w:rPr>
+        <w:tab/>
+      </w:r>
+      <w:r>
+        <w:rPr>
+          <w:rFonts w:eastAsia="Helvetica" w:cs="Times New Roman"/>
+          <w:sz w:val="20"/>
+          <w:szCs w:val="20"/>
+        </w:rPr>
+        <w:tab/>
+      </w:r>
+      <w:bookmarkStart w:id="5" w:name="_Hlk243402396"/>
+      <w:r>
+        <w:rPr>
+          <w:rFonts w:eastAsia="Helvetica" w:cs="Times New Roman"/>
+          <w:sz w:val="20"/>
+          <w:szCs w:val="20"/>
+        </w:rPr>
+        <w:t>Research technician</w:t>
+      </w:r>
+      <w:bookmarkEnd w:id="5"/>
     </w:p>
     <w:p>
       <w:pPr>
@@ -4623,14 +4582,23 @@
           <w:szCs w:val="20"/>
         </w:rPr>
       </w:pPr>
-      <w:bookmarkStart w:id="3" w:name="_Hlk220591472"/>
-      <w:r>
-        <w:rPr>
-          <w:rFonts w:eastAsia="Helvetica" w:cs="Times New Roman"/>
-          <w:sz w:val="20"/>
-          <w:szCs w:val="20"/>
-        </w:rPr>
-        <w:t>2024</w:t>
+      <w:r>
+        <w:rPr>
+          <w:rFonts w:eastAsia="Helvetica" w:cs="Times New Roman"/>
+          <w:sz w:val="20"/>
+          <w:szCs w:val="20"/>
+          <w:lang w:val="fr-FR"/>
+        </w:rPr>
+        <w:t>202</w:t>
+      </w:r>
+      <w:r>
+        <w:rPr>
+          <w:rFonts w:eastAsia="Helvetica" w:cs="Times New Roman"/>
+          <w:sz w:val="20"/>
+          <w:szCs w:val="20"/>
+          <w:lang w:val="fr-FR"/>
+        </w:rPr>
+        <w:t>6</w:t>
       </w:r>
       <w:r>
         <w:rPr>
@@ -4645,43 +4613,45 @@
           <w:rFonts w:eastAsia="Helvetica" w:cs="Times New Roman"/>
           <w:sz w:val="20"/>
           <w:szCs w:val="20"/>
-        </w:rPr>
-        <w:tab/>
-      </w:r>
-      <w:r>
-        <w:rPr>
-          <w:rFonts w:eastAsia="Helvetica" w:cs="Times New Roman"/>
-          <w:sz w:val="20"/>
-          <w:szCs w:val="20"/>
-        </w:rPr>
-        <w:t>Kaleab Belay</w:t>
-      </w:r>
-      <w:r>
-        <w:rPr>
-          <w:rFonts w:eastAsia="Helvetica" w:cs="Times New Roman"/>
-          <w:sz w:val="20"/>
-          <w:szCs w:val="20"/>
-        </w:rPr>
-        <w:tab/>
-      </w:r>
-      <w:r>
-        <w:rPr>
-          <w:rFonts w:eastAsia="Helvetica" w:cs="Times New Roman"/>
-          <w:sz w:val="20"/>
-          <w:szCs w:val="20"/>
-        </w:rPr>
-        <w:tab/>
-      </w:r>
-      <w:r>
-        <w:rPr>
-          <w:rFonts w:eastAsia="Helvetica" w:cs="Times New Roman"/>
-          <w:sz w:val="20"/>
-          <w:szCs w:val="20"/>
-        </w:rPr>
-        <w:t>Machine learning engineer</w:t>
-      </w:r>
-      <w:bookmarkStart w:id="4" w:name="_Hlk220591442"/>
-      <w:bookmarkEnd w:id="3"/>
+          <w:lang w:val="fr-FR"/>
+        </w:rPr>
+        <w:tab/>
+        <w:t>Lahna Bekri</w:t>
+      </w:r>
+      <w:r>
+        <w:rPr>
+          <w:rFonts w:eastAsia="Helvetica" w:cs="Times New Roman"/>
+          <w:sz w:val="20"/>
+          <w:szCs w:val="20"/>
+          <w:lang w:val="fr-FR"/>
+        </w:rPr>
+        <w:tab/>
+      </w:r>
+      <w:r>
+        <w:rPr>
+          <w:rFonts w:eastAsia="Helvetica" w:cs="Times New Roman"/>
+          <w:sz w:val="20"/>
+          <w:szCs w:val="20"/>
+          <w:lang w:val="fr-FR"/>
+        </w:rPr>
+        <w:tab/>
+      </w:r>
+      <w:r>
+        <w:rPr>
+          <w:rFonts w:eastAsia="Helvetica" w:cs="Times New Roman"/>
+          <w:sz w:val="20"/>
+          <w:szCs w:val="20"/>
+        </w:rPr>
+        <w:t xml:space="preserve">Research </w:t>
+      </w:r>
+      <w:r>
+        <w:rPr>
+          <w:rFonts w:eastAsia="Helvetica" w:cs="Times New Roman"/>
+          <w:sz w:val="20"/>
+          <w:szCs w:val="20"/>
+        </w:rPr>
+        <w:t>engineer</w:t>
+      </w:r>
     </w:p>
     <w:p>
       <w:pPr>
@@ -4692,61 +4662,39 @@
           <w:szCs w:val="20"/>
         </w:rPr>
       </w:pPr>
-      <w:r>
-        <w:rPr>
-          <w:rFonts w:eastAsia="Helvetica" w:cs="Times New Roman"/>
-          <w:sz w:val="20"/>
-          <w:szCs w:val="20"/>
-        </w:rPr>
-        <w:t>2024</w:t>
-      </w:r>
-      <w:r>
-        <w:rPr>
-          <w:rFonts w:eastAsia="Helvetica" w:cs="Times New Roman"/>
-          <w:sz w:val="20"/>
-          <w:szCs w:val="20"/>
-        </w:rPr>
-        <w:t xml:space="preserve"> – present</w:t>
-      </w:r>
-      <w:r>
-        <w:rPr>
-          <w:rFonts w:eastAsia="Helvetica" w:cs="Times New Roman"/>
-          <w:sz w:val="20"/>
-          <w:szCs w:val="20"/>
-        </w:rPr>
-        <w:tab/>
-      </w:r>
-      <w:r>
-        <w:rPr>
-          <w:rFonts w:eastAsia="Helvetica" w:cs="Times New Roman"/>
-          <w:sz w:val="20"/>
-          <w:szCs w:val="20"/>
-        </w:rPr>
-        <w:t>Yuki Nomura</w:t>
-      </w:r>
-      <w:r>
-        <w:rPr>
-          <w:rFonts w:eastAsia="Helvetica" w:cs="Times New Roman"/>
-          <w:sz w:val="20"/>
-          <w:szCs w:val="20"/>
-        </w:rPr>
-        <w:tab/>
-      </w:r>
-      <w:r>
-        <w:rPr>
-          <w:rFonts w:eastAsia="Helvetica" w:cs="Times New Roman"/>
-          <w:sz w:val="20"/>
-          <w:szCs w:val="20"/>
-        </w:rPr>
-        <w:tab/>
-      </w:r>
-      <w:r>
-        <w:rPr>
-          <w:rFonts w:eastAsia="Helvetica" w:cs="Times New Roman"/>
-          <w:sz w:val="20"/>
-          <w:szCs w:val="20"/>
-        </w:rPr>
-        <w:t>Research technician</w:t>
+      <w:bookmarkStart w:id="6" w:name="_Hlk220591442"/>
+    </w:p>
+    <w:bookmarkEnd w:id="6"/>
+    <w:p>
+      <w:pPr>
+        <w:rPr>
+          <w:rFonts w:eastAsia="Helvetica" w:cs="Times New Roman"/>
+          <w:sz w:val="20"/>
+          <w:szCs w:val="20"/>
+        </w:rPr>
+      </w:pPr>
+    </w:p>
+    <w:p>
+      <w:pPr>
+        <w:rPr>
+          <w:rFonts w:eastAsia="Helvetica" w:cs="Times New Roman"/>
+          <w:b/>
+          <w:bCs/>
+          <w:sz w:val="20"/>
+          <w:szCs w:val="20"/>
+          <w:u w:val="single"/>
+        </w:rPr>
+      </w:pPr>
+      <w:r>
+        <w:rPr>
+          <w:rFonts w:eastAsia="Helvetica" w:cs="Times New Roman"/>
+          <w:b/>
+          <w:bCs/>
+          <w:sz w:val="20"/>
+          <w:szCs w:val="20"/>
+          <w:u w:val="single"/>
+        </w:rPr>
+        <w:t>Alumni</w:t>
       </w:r>
     </w:p>
     <w:p>
@@ -4782,15 +4730,7 @@
           <w:sz w:val="20"/>
           <w:szCs w:val="20"/>
         </w:rPr>
-        <w:t>5</w:t>
-      </w:r>
-      <w:r>
-        <w:rPr>
-          <w:rFonts w:eastAsia="Helvetica" w:cs="Times New Roman"/>
-          <w:sz w:val="20"/>
-          <w:szCs w:val="20"/>
-        </w:rPr>
-        <w:t xml:space="preserve"> - present</w:t>
+        <w:t>5 - 2026</w:t>
       </w:r>
       <w:r>
         <w:rPr>
@@ -4826,15 +4766,7 @@
           <w:szCs w:val="20"/>
         </w:rPr>
         <w:tab/>
-        <w:t>M.Sc. thesis</w:t>
-      </w:r>
-      <w:r>
-        <w:rPr>
-          <w:rFonts w:eastAsia="Helvetica" w:cs="Times New Roman"/>
-          <w:sz w:val="20"/>
-          <w:szCs w:val="20"/>
-        </w:rPr>
-        <w:t xml:space="preserve"> (</w:t>
+        <w:t>M.Sc. thesis (</w:t>
       </w:r>
       <w:r>
         <w:rPr>
@@ -4865,7 +4797,7 @@
           <w:lang w:val="fr-FR"/>
         </w:rPr>
       </w:pPr>
-      <w:bookmarkStart w:id="5" w:name="_Hlk220591513"/>
+      <w:bookmarkStart w:id="7" w:name="_Hlk220591513"/>
       <w:r>
         <w:rPr>
           <w:rFonts w:eastAsia="Helvetica" w:cs="Times New Roman"/>
@@ -4875,7 +4807,7 @@
         </w:rPr>
         <w:t>2026</w:t>
       </w:r>
-      <w:bookmarkEnd w:id="5"/>
+      <w:bookmarkEnd w:id="7"/>
       <w:r>
         <w:rPr>
           <w:rFonts w:eastAsia="Helvetica" w:cs="Times New Roman"/>
@@ -4885,7 +4817,6 @@
         </w:rPr>
         <w:t xml:space="preserve"> - </w:t>
       </w:r>
-      <w:proofErr w:type="spellStart"/>
       <w:r>
         <w:rPr>
           <w:rFonts w:eastAsia="Helvetica" w:cs="Times New Roman"/>
@@ -4893,9 +4824,8 @@
           <w:szCs w:val="20"/>
           <w:lang w:val="fr-FR"/>
         </w:rPr>
-        <w:t>present</w:t>
-      </w:r>
-      <w:proofErr w:type="spellEnd"/>
+        <w:t>2026</w:t>
+      </w:r>
       <w:r>
         <w:rPr>
           <w:rFonts w:eastAsia="Helvetica" w:cs="Times New Roman"/>
@@ -4904,26 +4834,7 @@
           <w:lang w:val="fr-FR"/>
         </w:rPr>
         <w:tab/>
-      </w:r>
-      <w:proofErr w:type="spellStart"/>
-      <w:r>
-        <w:rPr>
-          <w:rFonts w:eastAsia="Helvetica" w:cs="Times New Roman"/>
-          <w:sz w:val="20"/>
-          <w:szCs w:val="20"/>
-          <w:lang w:val="fr-FR"/>
-        </w:rPr>
-        <w:t>Devyani</w:t>
-      </w:r>
-      <w:proofErr w:type="spellEnd"/>
-      <w:r>
-        <w:rPr>
-          <w:rFonts w:eastAsia="Helvetica" w:cs="Times New Roman"/>
-          <w:sz w:val="20"/>
-          <w:szCs w:val="20"/>
-          <w:lang w:val="fr-FR"/>
-        </w:rPr>
-        <w:t xml:space="preserve"> Sarin</w:t>
+        <w:t>Devyani Sarin</w:t>
       </w:r>
       <w:r>
         <w:rPr>
@@ -5031,7 +4942,7 @@
           <w:szCs w:val="20"/>
         </w:rPr>
       </w:pPr>
-      <w:bookmarkStart w:id="6" w:name="_Hlk220591617"/>
+      <w:bookmarkStart w:id="8" w:name="_Hlk220591617"/>
       <w:r>
         <w:rPr>
           <w:rFonts w:eastAsia="Helvetica" w:cs="Times New Roman"/>
@@ -5046,7 +4957,7 @@
           <w:sz w:val="20"/>
           <w:szCs w:val="20"/>
         </w:rPr>
-        <w:t>6 - present</w:t>
+        <w:t>6</w:t>
       </w:r>
       <w:r>
         <w:rPr>
@@ -5092,7 +5003,7 @@
         </w:rPr>
         <w:t>)</w:t>
       </w:r>
-      <w:bookmarkEnd w:id="6"/>
+      <w:bookmarkEnd w:id="8"/>
       <w:r>
         <w:rPr>
           <w:rFonts w:eastAsia="Helvetica" w:cs="Times New Roman"/>
@@ -5120,6 +5031,7 @@
           <w:lang w:val="fr-FR"/>
         </w:rPr>
       </w:pPr>
+      <w:bookmarkStart w:id="9" w:name="_Hlk243402374"/>
       <w:r>
         <w:rPr>
           <w:rFonts w:eastAsia="Helvetica" w:cs="Times New Roman"/>
@@ -5127,9 +5039,8 @@
           <w:szCs w:val="20"/>
           <w:lang w:val="fr-FR"/>
         </w:rPr>
-        <w:t xml:space="preserve">2026 - </w:t>
-      </w:r>
-      <w:proofErr w:type="spellStart"/>
+        <w:t>202</w:t>
+      </w:r>
       <w:r>
         <w:rPr>
           <w:rFonts w:eastAsia="Helvetica" w:cs="Times New Roman"/>
@@ -5137,9 +5048,8 @@
           <w:szCs w:val="20"/>
           <w:lang w:val="fr-FR"/>
         </w:rPr>
-        <w:t>present</w:t>
-      </w:r>
-      <w:proofErr w:type="spellEnd"/>
+        <w:t>6</w:t>
+      </w:r>
       <w:r>
         <w:rPr>
           <w:rFonts w:eastAsia="Helvetica" w:cs="Times New Roman"/>
@@ -5148,38 +5058,9 @@
           <w:lang w:val="fr-FR"/>
         </w:rPr>
         <w:tab/>
-      </w:r>
-      <w:proofErr w:type="spellStart"/>
-      <w:r>
-        <w:rPr>
-          <w:rFonts w:eastAsia="Helvetica" w:cs="Times New Roman"/>
-          <w:sz w:val="20"/>
-          <w:szCs w:val="20"/>
-          <w:lang w:val="fr-FR"/>
-        </w:rPr>
-        <w:t>Lahna</w:t>
-      </w:r>
-      <w:proofErr w:type="spellEnd"/>
-      <w:r>
-        <w:rPr>
-          <w:rFonts w:eastAsia="Helvetica" w:cs="Times New Roman"/>
-          <w:sz w:val="20"/>
-          <w:szCs w:val="20"/>
-          <w:lang w:val="fr-FR"/>
-        </w:rPr>
-        <w:t xml:space="preserve"> </w:t>
-      </w:r>
-      <w:proofErr w:type="spellStart"/>
-      <w:r>
-        <w:rPr>
-          <w:rFonts w:eastAsia="Helvetica" w:cs="Times New Roman"/>
-          <w:sz w:val="20"/>
-          <w:szCs w:val="20"/>
-          <w:lang w:val="fr-FR"/>
-        </w:rPr>
-        <w:t>Bekri</w:t>
-      </w:r>
-      <w:proofErr w:type="spellEnd"/>
+        <w:t>Lahna Bekri</w:t>
+      </w:r>
+      <w:bookmarkEnd w:id="9"/>
       <w:r>
         <w:rPr>
           <w:rFonts w:eastAsia="Helvetica" w:cs="Times New Roman"/>
@@ -5258,7 +5139,6 @@
         </w:rPr>
         <w:t>)</w:t>
       </w:r>
-      <w:bookmarkEnd w:id="4"/>
     </w:p>
     <w:p>
       <w:pPr>
@@ -5269,7 +5149,7 @@
           <w:szCs w:val="20"/>
         </w:rPr>
       </w:pPr>
-      <w:bookmarkStart w:id="7" w:name="_Hlk220591735"/>
+      <w:bookmarkStart w:id="10" w:name="_Hlk220591735"/>
       <w:r>
         <w:rPr>
           <w:rFonts w:eastAsia="Helvetica" w:cs="Times New Roman"/>
@@ -5284,7 +5164,7 @@
           <w:sz w:val="20"/>
           <w:szCs w:val="20"/>
         </w:rPr>
-        <w:t>6 - present</w:t>
+        <w:t>6</w:t>
       </w:r>
       <w:r>
         <w:rPr>
@@ -5367,7 +5247,7 @@
         <w:tab/>
       </w:r>
     </w:p>
-    <w:bookmarkEnd w:id="7"/>
+    <w:bookmarkEnd w:id="10"/>
     <w:p>
       <w:pPr>
         <w:ind w:left="1560" w:hanging="1560"/>
@@ -5391,7 +5271,7 @@
           <w:sz w:val="20"/>
           <w:szCs w:val="20"/>
         </w:rPr>
-        <w:t>6 - present</w:t>
+        <w:t>6</w:t>
       </w:r>
       <w:r>
         <w:rPr>
@@ -5492,16 +5372,33 @@
           <w:sz w:val="20"/>
           <w:szCs w:val="20"/>
         </w:rPr>
-        <w:t>6 - present</w:t>
-      </w:r>
-      <w:r>
-        <w:rPr>
-          <w:rFonts w:eastAsia="Helvetica" w:cs="Times New Roman"/>
-          <w:sz w:val="20"/>
-          <w:szCs w:val="20"/>
-        </w:rPr>
-        <w:tab/>
-        <w:t>Harys Saidi</w:t>
+        <w:t>6</w:t>
+      </w:r>
+      <w:r>
+        <w:rPr>
+          <w:rFonts w:eastAsia="Helvetica" w:cs="Times New Roman"/>
+          <w:sz w:val="20"/>
+          <w:szCs w:val="20"/>
+        </w:rPr>
+        <w:tab/>
+      </w:r>
+      <w:proofErr w:type="spellStart"/>
+      <w:r>
+        <w:rPr>
+          <w:rFonts w:eastAsia="Helvetica" w:cs="Times New Roman"/>
+          <w:sz w:val="20"/>
+          <w:szCs w:val="20"/>
+        </w:rPr>
+        <w:t>Harys</w:t>
+      </w:r>
+      <w:proofErr w:type="spellEnd"/>
+      <w:r>
+        <w:rPr>
+          <w:rFonts w:eastAsia="Helvetica" w:cs="Times New Roman"/>
+          <w:sz w:val="20"/>
+          <w:szCs w:val="20"/>
+        </w:rPr>
+        <w:t xml:space="preserve"> Saidi</w:t>
       </w:r>
       <w:r>
         <w:rPr>
@@ -5572,38 +5469,6 @@
     </w:p>
     <w:p>
       <w:pPr>
-        <w:rPr>
-          <w:rFonts w:eastAsia="Helvetica" w:cs="Times New Roman"/>
-          <w:sz w:val="20"/>
-          <w:szCs w:val="20"/>
-        </w:rPr>
-      </w:pPr>
-    </w:p>
-    <w:p>
-      <w:pPr>
-        <w:rPr>
-          <w:rFonts w:eastAsia="Helvetica" w:cs="Times New Roman"/>
-          <w:b/>
-          <w:bCs/>
-          <w:sz w:val="20"/>
-          <w:szCs w:val="20"/>
-          <w:u w:val="single"/>
-        </w:rPr>
-      </w:pPr>
-      <w:r>
-        <w:rPr>
-          <w:rFonts w:eastAsia="Helvetica" w:cs="Times New Roman"/>
-          <w:b/>
-          <w:bCs/>
-          <w:sz w:val="20"/>
-          <w:szCs w:val="20"/>
-          <w:u w:val="single"/>
-        </w:rPr>
-        <w:t>Alumni</w:t>
-      </w:r>
-    </w:p>
-    <w:p>
-      <w:pPr>
         <w:ind w:left="1560" w:hanging="1560"/>
         <w:rPr>
           <w:rFonts w:eastAsia="Helvetica" w:cs="Times New Roman"/>
@@ -5611,6 +5476,55 @@
           <w:szCs w:val="20"/>
         </w:rPr>
       </w:pPr>
+      <w:r>
+        <w:rPr>
+          <w:rFonts w:eastAsia="Helvetica" w:cs="Times New Roman"/>
+          <w:sz w:val="20"/>
+          <w:szCs w:val="20"/>
+        </w:rPr>
+        <w:t>2024</w:t>
+      </w:r>
+      <w:r>
+        <w:rPr>
+          <w:rFonts w:eastAsia="Helvetica" w:cs="Times New Roman"/>
+          <w:sz w:val="20"/>
+          <w:szCs w:val="20"/>
+        </w:rPr>
+        <w:t xml:space="preserve"> – 2026</w:t>
+      </w:r>
+      <w:r>
+        <w:rPr>
+          <w:rFonts w:eastAsia="Helvetica" w:cs="Times New Roman"/>
+          <w:sz w:val="20"/>
+          <w:szCs w:val="20"/>
+        </w:rPr>
+        <w:tab/>
+        <w:t>Pierre Boulet</w:t>
+      </w:r>
+      <w:r>
+        <w:rPr>
+          <w:rFonts w:eastAsia="Helvetica" w:cs="Times New Roman"/>
+          <w:sz w:val="20"/>
+          <w:szCs w:val="20"/>
+        </w:rPr>
+        <w:tab/>
+      </w:r>
+      <w:r>
+        <w:rPr>
+          <w:rFonts w:eastAsia="Helvetica" w:cs="Times New Roman"/>
+          <w:sz w:val="20"/>
+          <w:szCs w:val="20"/>
+        </w:rPr>
+        <w:tab/>
+      </w:r>
+      <w:r>
+        <w:rPr>
+          <w:rFonts w:eastAsia="Helvetica" w:cs="Times New Roman"/>
+          <w:sz w:val="20"/>
+          <w:szCs w:val="20"/>
+        </w:rPr>
+        <w:t>Research engineer</w:t>
+      </w:r>
     </w:p>
     <w:p>
       <w:pPr>
@@ -5621,6 +5535,7 @@
           <w:szCs w:val="20"/>
         </w:rPr>
       </w:pPr>
+      <w:bookmarkStart w:id="11" w:name="_Hlk220591472"/>
       <w:r>
         <w:rPr>
           <w:rFonts w:eastAsia="Helvetica" w:cs="Times New Roman"/>
@@ -5635,6 +5550,73 @@
           <w:sz w:val="20"/>
           <w:szCs w:val="20"/>
         </w:rPr>
+        <w:t xml:space="preserve"> – 2026</w:t>
+      </w:r>
+      <w:r>
+        <w:rPr>
+          <w:rFonts w:eastAsia="Helvetica" w:cs="Times New Roman"/>
+          <w:sz w:val="20"/>
+          <w:szCs w:val="20"/>
+        </w:rPr>
+        <w:tab/>
+      </w:r>
+      <w:r>
+        <w:rPr>
+          <w:rFonts w:eastAsia="Helvetica" w:cs="Times New Roman"/>
+          <w:sz w:val="20"/>
+          <w:szCs w:val="20"/>
+        </w:rPr>
+        <w:t>Kaleab Belay</w:t>
+      </w:r>
+      <w:r>
+        <w:rPr>
+          <w:rFonts w:eastAsia="Helvetica" w:cs="Times New Roman"/>
+          <w:sz w:val="20"/>
+          <w:szCs w:val="20"/>
+        </w:rPr>
+        <w:tab/>
+      </w:r>
+      <w:r>
+        <w:rPr>
+          <w:rFonts w:eastAsia="Helvetica" w:cs="Times New Roman"/>
+          <w:sz w:val="20"/>
+          <w:szCs w:val="20"/>
+        </w:rPr>
+        <w:tab/>
+      </w:r>
+      <w:r>
+        <w:rPr>
+          <w:rFonts w:eastAsia="Helvetica" w:cs="Times New Roman"/>
+          <w:sz w:val="20"/>
+          <w:szCs w:val="20"/>
+        </w:rPr>
+        <w:t>Machine learning engineer</w:t>
+      </w:r>
+      <w:bookmarkEnd w:id="11"/>
+    </w:p>
+    <w:p>
+      <w:pPr>
+        <w:ind w:left="1560" w:hanging="1560"/>
+        <w:rPr>
+          <w:rFonts w:eastAsia="Helvetica" w:cs="Times New Roman"/>
+          <w:sz w:val="20"/>
+          <w:szCs w:val="20"/>
+        </w:rPr>
+      </w:pPr>
+      <w:r>
+        <w:rPr>
+          <w:rFonts w:eastAsia="Helvetica" w:cs="Times New Roman"/>
+          <w:sz w:val="20"/>
+          <w:szCs w:val="20"/>
+        </w:rPr>
+        <w:t>2024</w:t>
+      </w:r>
+      <w:r>
+        <w:rPr>
+          <w:rFonts w:eastAsia="Helvetica" w:cs="Times New Roman"/>
+          <w:sz w:val="20"/>
+          <w:szCs w:val="20"/>
+        </w:rPr>
         <w:t xml:space="preserve"> – 2025</w:t>
       </w:r>
       <w:r>
@@ -5645,7 +5627,7 @@
         </w:rPr>
         <w:tab/>
       </w:r>
-      <w:bookmarkStart w:id="8" w:name="_Hlk197533956"/>
+      <w:bookmarkStart w:id="12" w:name="_Hlk197533956"/>
       <w:r>
         <w:rPr>
           <w:rFonts w:eastAsia="Helvetica" w:cs="Times New Roman"/>
@@ -5662,7 +5644,7 @@
         </w:rPr>
         <w:tab/>
       </w:r>
-      <w:bookmarkEnd w:id="8"/>
+      <w:bookmarkEnd w:id="12"/>
       <w:r>
         <w:rPr>
           <w:rFonts w:eastAsia="Helvetica" w:cs="Times New Roman"/>
@@ -6026,7 +6008,7 @@
         </w:rPr>
         <w:tab/>
       </w:r>
-      <w:bookmarkStart w:id="9" w:name="_Hlk197533978"/>
+      <w:bookmarkStart w:id="13" w:name="_Hlk197533978"/>
       <w:r>
         <w:rPr>
           <w:rFonts w:eastAsia="Helvetica" w:cs="Times New Roman"/>
@@ -6035,7 +6017,7 @@
         </w:rPr>
         <w:t>Loussineh Keshishian</w:t>
       </w:r>
-      <w:bookmarkEnd w:id="9"/>
+      <w:bookmarkEnd w:id="13"/>
       <w:r>
         <w:rPr>
           <w:rFonts w:eastAsia="Helvetica" w:cs="Times New Roman"/>
@@ -6097,7 +6079,7 @@
         </w:rPr>
         <w:tab/>
       </w:r>
-      <w:bookmarkStart w:id="10" w:name="_Hlk197533933"/>
+      <w:bookmarkStart w:id="14" w:name="_Hlk197533933"/>
       <w:r>
         <w:rPr>
           <w:rFonts w:eastAsia="Helvetica" w:cs="Times New Roman"/>
@@ -6107,7 +6089,7 @@
         </w:rPr>
         <w:t>Pierre Boulet</w:t>
       </w:r>
-      <w:bookmarkEnd w:id="10"/>
+      <w:bookmarkEnd w:id="14"/>
       <w:r>
         <w:rPr>
           <w:rFonts w:eastAsia="Helvetica" w:cs="Times New Roman"/>
@@ -6176,7 +6158,7 @@
         </w:rPr>
         <w:tab/>
       </w:r>
-      <w:bookmarkStart w:id="11" w:name="_Hlk220591598"/>
+      <w:bookmarkStart w:id="15" w:name="_Hlk220591598"/>
       <w:r>
         <w:rPr>
           <w:rFonts w:eastAsia="Helvetica" w:cs="Times New Roman"/>
@@ -6204,8 +6186,8 @@
         </w:rPr>
         <w:tab/>
       </w:r>
-      <w:bookmarkStart w:id="12" w:name="_Hlk220591967"/>
-      <w:bookmarkEnd w:id="11"/>
+      <w:bookmarkStart w:id="16" w:name="_Hlk220591967"/>
+      <w:bookmarkEnd w:id="15"/>
       <w:r>
         <w:rPr>
           <w:rFonts w:eastAsia="Helvetica" w:cs="Times New Roman"/>
@@ -6224,7 +6206,7 @@
         </w:rPr>
         <w:t>Brain Institute</w:t>
       </w:r>
-      <w:bookmarkEnd w:id="12"/>
+      <w:bookmarkEnd w:id="16"/>
     </w:p>
     <w:p>
       <w:pPr>
@@ -6251,7 +6233,7 @@
         </w:rPr>
         <w:tab/>
       </w:r>
-      <w:bookmarkStart w:id="13" w:name="_Hlk197533911"/>
+      <w:bookmarkStart w:id="17" w:name="_Hlk197533911"/>
       <w:r>
         <w:rPr>
           <w:rFonts w:eastAsia="Helvetica" w:cs="Times New Roman"/>
@@ -6269,7 +6251,7 @@
         </w:rPr>
         <w:t>Ardid</w:t>
       </w:r>
-      <w:bookmarkEnd w:id="13"/>
+      <w:bookmarkEnd w:id="17"/>
       <w:proofErr w:type="spellEnd"/>
       <w:r>
         <w:rPr>
@@ -6399,8 +6381,18 @@
           <w:sz w:val="20"/>
           <w:szCs w:val="20"/>
         </w:rPr>
-        <w:t>Eleni Moysiadou</w:t>
-      </w:r>
+        <w:t xml:space="preserve">Eleni </w:t>
+      </w:r>
+      <w:proofErr w:type="spellStart"/>
+      <w:r>
+        <w:rPr>
+          <w:rFonts w:eastAsia="Helvetica" w:cs="Times New Roman"/>
+          <w:sz w:val="20"/>
+          <w:szCs w:val="20"/>
+        </w:rPr>
+        <w:t>Moysiadou</w:t>
+      </w:r>
+      <w:proofErr w:type="spellEnd"/>
       <w:r>
         <w:rPr>
           <w:rFonts w:eastAsia="Helvetica" w:cs="Times New Roman"/>
@@ -6488,9 +6480,9 @@
           <w:szCs w:val="20"/>
         </w:rPr>
       </w:pPr>
-      <w:bookmarkStart w:id="14" w:name="_Hlk220592171"/>
-      <w:bookmarkStart w:id="15" w:name="_Hlk220592067"/>
-      <w:bookmarkStart w:id="16" w:name="_Hlk220592102"/>
+      <w:bookmarkStart w:id="18" w:name="_Hlk220592171"/>
+      <w:bookmarkStart w:id="19" w:name="_Hlk220592067"/>
+      <w:bookmarkStart w:id="20" w:name="_Hlk220592102"/>
       <w:r>
         <w:rPr>
           <w:rFonts w:eastAsia="Helvetica" w:cs="Times New Roman"/>
@@ -6587,8 +6579,8 @@
           <w:szCs w:val="20"/>
         </w:rPr>
       </w:pPr>
-      <w:bookmarkStart w:id="17" w:name="_Hlk220592107"/>
-      <w:bookmarkEnd w:id="14"/>
+      <w:bookmarkStart w:id="21" w:name="_Hlk220592107"/>
+      <w:bookmarkEnd w:id="18"/>
       <w:r>
         <w:rPr>
           <w:rFonts w:eastAsia="Helvetica" w:cs="Times New Roman"/>
@@ -6649,7 +6641,7 @@
         </w:rPr>
         <w:tab/>
       </w:r>
-      <w:bookmarkStart w:id="18" w:name="_Hlk220592195"/>
+      <w:bookmarkStart w:id="22" w:name="_Hlk220592195"/>
       <w:r>
         <w:rPr>
           <w:rFonts w:eastAsia="Helvetica" w:cs="Times New Roman"/>
@@ -6658,7 +6650,7 @@
         </w:rPr>
         <w:t>Stanford</w:t>
       </w:r>
-      <w:bookmarkEnd w:id="18"/>
+      <w:bookmarkEnd w:id="22"/>
     </w:p>
     <w:p>
       <w:pPr>
@@ -6720,7 +6712,7 @@
         </w:rPr>
         <w:t>)</w:t>
       </w:r>
-      <w:bookmarkEnd w:id="17"/>
+      <w:bookmarkEnd w:id="21"/>
       <w:r>
         <w:rPr>
           <w:rFonts w:eastAsia="Helvetica" w:cs="Times New Roman"/>
@@ -6895,7 +6887,7 @@
         </w:rPr>
         <w:t>)</w:t>
       </w:r>
-      <w:bookmarkEnd w:id="15"/>
+      <w:bookmarkEnd w:id="19"/>
       <w:r>
         <w:rPr>
           <w:rFonts w:eastAsia="Helvetica" w:cs="Times New Roman"/>
@@ -6914,7 +6906,7 @@
         <w:t>Stanford</w:t>
       </w:r>
     </w:p>
-    <w:bookmarkEnd w:id="16"/>
+    <w:bookmarkEnd w:id="20"/>
     <w:p>
       <w:pPr>
         <w:ind w:left="1560" w:hanging="1560"/>
@@ -7129,7 +7121,7 @@
         </w:rPr>
         <w:tab/>
       </w:r>
-      <w:bookmarkStart w:id="19" w:name="_Hlk197533651"/>
+      <w:bookmarkStart w:id="23" w:name="_Hlk197533651"/>
       <w:r>
         <w:rPr>
           <w:rFonts w:eastAsia="Helvetica" w:cs="Times New Roman"/>
@@ -7154,7 +7146,7 @@
         </w:rPr>
         <w:tab/>
       </w:r>
-      <w:bookmarkEnd w:id="19"/>
+      <w:bookmarkEnd w:id="23"/>
       <w:r>
         <w:rPr>
           <w:rFonts w:eastAsia="Helvetica" w:cs="Times New Roman"/>
@@ -7348,7 +7340,7 @@
         </w:rPr>
         <w:tab/>
       </w:r>
-      <w:bookmarkStart w:id="20" w:name="_Hlk197533876"/>
+      <w:bookmarkStart w:id="24" w:name="_Hlk197533876"/>
       <w:proofErr w:type="spellStart"/>
       <w:r>
         <w:rPr>
@@ -7367,7 +7359,7 @@
         </w:rPr>
         <w:t xml:space="preserve"> Lu </w:t>
       </w:r>
-      <w:bookmarkEnd w:id="20"/>
+      <w:bookmarkEnd w:id="24"/>
       <w:r>
         <w:rPr>
           <w:rFonts w:eastAsia="Helvetica" w:cs="Times New Roman"/>
@@ -8328,7 +8320,7 @@
           <w:lang w:val="fr-FR"/>
         </w:rPr>
       </w:pPr>
-      <w:bookmarkStart w:id="21" w:name="_Hlk220592621"/>
+      <w:bookmarkStart w:id="25" w:name="_Hlk220592621"/>
       <w:r>
         <w:rPr>
           <w:rFonts w:eastAsia="Helvetica" w:cs="Times New Roman"/>
@@ -8423,73 +8415,7 @@
           <w:szCs w:val="20"/>
           <w:lang w:val="fr-FR"/>
         </w:rPr>
-        <w:t xml:space="preserve"> - Sarah </w:t>
-      </w:r>
-      <w:proofErr w:type="spellStart"/>
-      <w:r>
-        <w:rPr>
-          <w:rFonts w:eastAsia="Helvetica" w:cs="Times New Roman"/>
-          <w:bCs/>
-          <w:sz w:val="20"/>
-          <w:szCs w:val="20"/>
-          <w:lang w:val="fr-FR"/>
-        </w:rPr>
-        <w:t>Gaubi</w:t>
-      </w:r>
-      <w:proofErr w:type="spellEnd"/>
-      <w:r>
-        <w:rPr>
-          <w:rFonts w:eastAsia="Helvetica" w:cs="Times New Roman"/>
-          <w:bCs/>
-          <w:sz w:val="20"/>
-          <w:szCs w:val="20"/>
-          <w:lang w:val="fr-FR"/>
-        </w:rPr>
-        <w:t xml:space="preserve"> (Institute Pasteur), </w:t>
-      </w:r>
-      <w:proofErr w:type="spellStart"/>
-      <w:r>
-        <w:rPr>
-          <w:rFonts w:eastAsia="Helvetica" w:cs="Times New Roman"/>
-          <w:bCs/>
-          <w:sz w:val="20"/>
-          <w:szCs w:val="20"/>
-          <w:lang w:val="fr-FR"/>
-        </w:rPr>
-        <w:t>Guillem</w:t>
-      </w:r>
-      <w:proofErr w:type="spellEnd"/>
-      <w:r>
-        <w:rPr>
-          <w:rFonts w:eastAsia="Helvetica" w:cs="Times New Roman"/>
-          <w:bCs/>
-          <w:sz w:val="20"/>
-          <w:szCs w:val="20"/>
-          <w:lang w:val="fr-FR"/>
-        </w:rPr>
-        <w:t xml:space="preserve"> </w:t>
-      </w:r>
-      <w:proofErr w:type="spellStart"/>
-      <w:r>
-        <w:rPr>
-          <w:rFonts w:eastAsia="Helvetica" w:cs="Times New Roman"/>
-          <w:bCs/>
-          <w:sz w:val="20"/>
-          <w:szCs w:val="20"/>
-          <w:lang w:val="fr-FR"/>
-        </w:rPr>
-        <w:t>López</w:t>
-      </w:r>
-      <w:proofErr w:type="spellEnd"/>
-      <w:r>
-        <w:rPr>
-          <w:rFonts w:eastAsia="Helvetica" w:cs="Times New Roman"/>
-          <w:bCs/>
-          <w:sz w:val="20"/>
-          <w:szCs w:val="20"/>
-          <w:lang w:val="fr-FR"/>
-        </w:rPr>
-        <w:t>-Fernández (</w:t>
+        <w:t xml:space="preserve"> - Sarah Gaubi (Institute Pasteur), Guillem López-Fernández (</w:t>
       </w:r>
       <w:proofErr w:type="spellStart"/>
       <w:r>
@@ -8580,7 +8506,7 @@
         <w:t>Paris-Saclay, Sorbonne)</w:t>
       </w:r>
     </w:p>
-    <w:bookmarkEnd w:id="21"/>
+    <w:bookmarkEnd w:id="25"/>
     <w:p>
       <w:pPr>
         <w:ind w:left="1560" w:hanging="1560"/>
@@ -10442,7 +10368,7 @@
         </w:rPr>
         <w:tab/>
       </w:r>
-      <w:bookmarkStart w:id="22" w:name="_Hlk197533478"/>
+      <w:bookmarkStart w:id="26" w:name="_Hlk197533478"/>
       <w:r>
         <w:rPr>
           <w:rFonts w:eastAsia="Helvetica" w:cs="Times New Roman"/>
@@ -10463,7 +10389,7 @@
         </w:rPr>
         <w:t>Young Researchers' Day 2024</w:t>
       </w:r>
-      <w:bookmarkEnd w:id="22"/>
+      <w:bookmarkEnd w:id="26"/>
     </w:p>
     <w:p>
       <w:pPr>
@@ -10498,7 +10424,7 @@
         </w:rPr>
         <w:tab/>
       </w:r>
-      <w:bookmarkStart w:id="23" w:name="_Hlk197533492"/>
+      <w:bookmarkStart w:id="27" w:name="_Hlk197533492"/>
       <w:proofErr w:type="spellStart"/>
       <w:r>
         <w:rPr>
@@ -10521,7 +10447,7 @@
         </w:rPr>
         <w:t xml:space="preserve"> meeting</w:t>
       </w:r>
-      <w:bookmarkEnd w:id="23"/>
+      <w:bookmarkEnd w:id="27"/>
     </w:p>
     <w:p>
       <w:pPr>
@@ -10913,7 +10839,7 @@
           <w:szCs w:val="20"/>
         </w:rPr>
       </w:pPr>
-      <w:bookmarkStart w:id="24" w:name="_Hlk220592951"/>
+      <w:bookmarkStart w:id="28" w:name="_Hlk220592951"/>
       <w:r>
         <w:rPr>
           <w:rFonts w:eastAsia="Helvetica" w:cs="Times New Roman"/>
@@ -11031,7 +10957,7 @@
         <w:t>conference</w:t>
       </w:r>
     </w:p>
-    <w:bookmarkEnd w:id="24"/>
+    <w:bookmarkEnd w:id="28"/>
     <w:p>
       <w:pPr>
         <w:ind w:left="1560" w:hanging="1560"/>
@@ -11255,7 +11181,7 @@
           <w:szCs w:val="20"/>
         </w:rPr>
       </w:pPr>
-      <w:bookmarkStart w:id="25" w:name="_Hlk197533515"/>
+      <w:bookmarkStart w:id="29" w:name="_Hlk197533515"/>
       <w:r>
         <w:rPr>
           <w:rFonts w:eastAsia="Helvetica" w:cs="Times New Roman"/>
@@ -11549,7 +11475,7 @@
         <w:t>00 members)</w:t>
       </w:r>
     </w:p>
-    <w:bookmarkEnd w:id="25"/>
+    <w:bookmarkEnd w:id="29"/>
     <w:p>
       <w:pPr>
         <w:ind w:left="1560" w:hanging="1560"/>
@@ -12007,27 +11933,7 @@
           <w:sz w:val="20"/>
           <w:szCs w:val="20"/>
         </w:rPr>
-        <w:t xml:space="preserve">Travel </w:t>
-      </w:r>
-      <w:proofErr w:type="gramStart"/>
-      <w:r>
-        <w:rPr>
-          <w:rFonts w:eastAsia="Helvetica" w:cs="Times New Roman"/>
-          <w:bCs/>
-          <w:sz w:val="20"/>
-          <w:szCs w:val="20"/>
-        </w:rPr>
-        <w:t>grant</w:t>
-      </w:r>
-      <w:proofErr w:type="gramEnd"/>
-      <w:r>
-        <w:rPr>
-          <w:rFonts w:eastAsia="Helvetica" w:cs="Times New Roman"/>
-          <w:bCs/>
-          <w:sz w:val="20"/>
-          <w:szCs w:val="20"/>
-        </w:rPr>
-        <w:t xml:space="preserve"> to attend the Computation and Systems Neuroscience (</w:t>
+        <w:t>Travel grant to attend the Computation and Systems Neuroscience (</w:t>
       </w:r>
       <w:proofErr w:type="spellStart"/>
       <w:r>
@@ -12188,27 +12094,7 @@
           <w:sz w:val="20"/>
           <w:szCs w:val="20"/>
         </w:rPr>
-        <w:t xml:space="preserve">FENS travel </w:t>
-      </w:r>
-      <w:proofErr w:type="gramStart"/>
-      <w:r>
-        <w:rPr>
-          <w:rFonts w:eastAsia="Helvetica" w:cs="Times New Roman"/>
-          <w:bCs/>
-          <w:sz w:val="20"/>
-          <w:szCs w:val="20"/>
-        </w:rPr>
-        <w:t>grant</w:t>
-      </w:r>
-      <w:proofErr w:type="gramEnd"/>
-      <w:r>
-        <w:rPr>
-          <w:rFonts w:eastAsia="Helvetica" w:cs="Times New Roman"/>
-          <w:bCs/>
-          <w:sz w:val="20"/>
-          <w:szCs w:val="20"/>
-        </w:rPr>
-        <w:t xml:space="preserve"> to attend JNS Annual Meeting</w:t>
+        <w:t>FENS travel grant to attend JNS Annual Meeting</w:t>
       </w:r>
     </w:p>
     <w:p>
@@ -12238,27 +12124,7 @@
           <w:sz w:val="20"/>
           <w:szCs w:val="20"/>
         </w:rPr>
-        <w:t xml:space="preserve">Travel </w:t>
-      </w:r>
-      <w:proofErr w:type="gramStart"/>
-      <w:r>
-        <w:rPr>
-          <w:rFonts w:eastAsia="Helvetica" w:cs="Times New Roman"/>
-          <w:bCs/>
-          <w:sz w:val="20"/>
-          <w:szCs w:val="20"/>
-        </w:rPr>
-        <w:t>grant</w:t>
-      </w:r>
-      <w:proofErr w:type="gramEnd"/>
-      <w:r>
-        <w:rPr>
-          <w:rFonts w:eastAsia="Helvetica" w:cs="Times New Roman"/>
-          <w:bCs/>
-          <w:sz w:val="20"/>
-          <w:szCs w:val="20"/>
-        </w:rPr>
-        <w:t xml:space="preserve"> to attend EMBL Symposium on Neural Circuits</w:t>
+        <w:t>Travel grant to attend EMBL Symposium on Neural Circuits</w:t>
       </w:r>
     </w:p>
     <w:p>
@@ -12288,27 +12154,7 @@
           <w:sz w:val="20"/>
           <w:szCs w:val="20"/>
         </w:rPr>
-        <w:t xml:space="preserve">Travel </w:t>
-      </w:r>
-      <w:proofErr w:type="gramStart"/>
-      <w:r>
-        <w:rPr>
-          <w:rFonts w:eastAsia="Helvetica" w:cs="Times New Roman"/>
-          <w:bCs/>
-          <w:sz w:val="20"/>
-          <w:szCs w:val="20"/>
-        </w:rPr>
-        <w:t>grant</w:t>
-      </w:r>
-      <w:proofErr w:type="gramEnd"/>
-      <w:r>
-        <w:rPr>
-          <w:rFonts w:eastAsia="Helvetica" w:cs="Times New Roman"/>
-          <w:bCs/>
-          <w:sz w:val="20"/>
-          <w:szCs w:val="20"/>
-        </w:rPr>
-        <w:t xml:space="preserve"> to attend 37th Blankenese Conference</w:t>
+        <w:t>Travel grant to attend 37th Blankenese Conference</w:t>
       </w:r>
     </w:p>
     <w:p>
@@ -13298,29 +13144,7 @@
           <w:szCs w:val="22"/>
           <w:lang w:eastAsia="en-US" w:bidi="ar-SA"/>
         </w:rPr>
-        <w:t xml:space="preserve">, J., Davidi, I., Levy, R., Litvin, A., Zhou, F., Sauter, K., Soba, P., Schmitz, D., Lüthi, A., Rost, B. R., … </w:t>
-      </w:r>
-      <w:proofErr w:type="spellStart"/>
-      <w:r>
-        <w:rPr>
-          <w:rFonts w:eastAsia="Times New Roman" w:cs="Times New Roman"/>
-          <w:kern w:val="0"/>
-          <w:sz w:val="22"/>
-          <w:szCs w:val="22"/>
-          <w:lang w:eastAsia="en-US" w:bidi="ar-SA"/>
-        </w:rPr>
-        <w:t>Yizhar</w:t>
-      </w:r>
-      <w:proofErr w:type="spellEnd"/>
-      <w:r>
-        <w:rPr>
-          <w:rFonts w:eastAsia="Times New Roman" w:cs="Times New Roman"/>
-          <w:kern w:val="0"/>
-          <w:sz w:val="22"/>
-          <w:szCs w:val="22"/>
-          <w:lang w:eastAsia="en-US" w:bidi="ar-SA"/>
-        </w:rPr>
-        <w:t>, O.</w:t>
+        <w:t>, J., Davidi, I., Levy, R., Litvin, A., Zhou, F., Sauter, K., Soba, P., Schmitz, D., Lüthi, A., Rost, B. R., … Yizhar, O.</w:t>
       </w:r>
       <w:r>
         <w:rPr>
@@ -13571,7 +13395,6 @@
           <w:lang w:eastAsia="en-US" w:bidi="ar-SA"/>
         </w:rPr>
       </w:pPr>
-      <w:proofErr w:type="spellStart"/>
       <w:r>
         <w:rPr>
           <w:rFonts w:eastAsia="Times New Roman" w:cs="Times New Roman"/>
@@ -13580,9 +13403,19 @@
           <w:szCs w:val="22"/>
           <w:lang w:val="de-CH" w:eastAsia="en-US" w:bidi="ar-SA"/>
         </w:rPr>
-        <w:t>Babaev</w:t>
-      </w:r>
-      <w:proofErr w:type="spellEnd"/>
+        <w:t xml:space="preserve">Babaev, O., Cruces-Solis, H., Piletti Chatain, C., Hammer, M., Wenger, S., Ali, H., </w:t>
+      </w:r>
+      <w:r>
+        <w:rPr>
+          <w:rFonts w:eastAsia="Times New Roman" w:cs="Times New Roman"/>
+          <w:b/>
+          <w:kern w:val="0"/>
+          <w:sz w:val="22"/>
+          <w:szCs w:val="22"/>
+          <w:lang w:val="de-CH" w:eastAsia="en-US" w:bidi="ar-SA"/>
+        </w:rPr>
+        <w:t>Karalis, N.</w:t>
+      </w:r>
       <w:r>
         <w:rPr>
           <w:rFonts w:eastAsia="Times New Roman" w:cs="Times New Roman"/>
@@ -13591,138 +13424,7 @@
           <w:szCs w:val="22"/>
           <w:lang w:val="de-CH" w:eastAsia="en-US" w:bidi="ar-SA"/>
         </w:rPr>
-        <w:t xml:space="preserve">, O., </w:t>
-      </w:r>
-      <w:proofErr w:type="spellStart"/>
-      <w:r>
-        <w:rPr>
-          <w:rFonts w:eastAsia="Times New Roman" w:cs="Times New Roman"/>
-          <w:kern w:val="0"/>
-          <w:sz w:val="22"/>
-          <w:szCs w:val="22"/>
-          <w:lang w:val="de-CH" w:eastAsia="en-US" w:bidi="ar-SA"/>
-        </w:rPr>
-        <w:t>Cruces</w:t>
-      </w:r>
-      <w:proofErr w:type="spellEnd"/>
-      <w:r>
-        <w:rPr>
-          <w:rFonts w:eastAsia="Times New Roman" w:cs="Times New Roman"/>
-          <w:kern w:val="0"/>
-          <w:sz w:val="22"/>
-          <w:szCs w:val="22"/>
-          <w:lang w:val="de-CH" w:eastAsia="en-US" w:bidi="ar-SA"/>
-        </w:rPr>
-        <w:t xml:space="preserve">-Solis, H., </w:t>
-      </w:r>
-      <w:proofErr w:type="spellStart"/>
-      <w:r>
-        <w:rPr>
-          <w:rFonts w:eastAsia="Times New Roman" w:cs="Times New Roman"/>
-          <w:kern w:val="0"/>
-          <w:sz w:val="22"/>
-          <w:szCs w:val="22"/>
-          <w:lang w:val="de-CH" w:eastAsia="en-US" w:bidi="ar-SA"/>
-        </w:rPr>
-        <w:t>Piletti</w:t>
-      </w:r>
-      <w:proofErr w:type="spellEnd"/>
-      <w:r>
-        <w:rPr>
-          <w:rFonts w:eastAsia="Times New Roman" w:cs="Times New Roman"/>
-          <w:kern w:val="0"/>
-          <w:sz w:val="22"/>
-          <w:szCs w:val="22"/>
-          <w:lang w:val="de-CH" w:eastAsia="en-US" w:bidi="ar-SA"/>
-        </w:rPr>
-        <w:t xml:space="preserve"> </w:t>
-      </w:r>
-      <w:proofErr w:type="spellStart"/>
-      <w:r>
-        <w:rPr>
-          <w:rFonts w:eastAsia="Times New Roman" w:cs="Times New Roman"/>
-          <w:kern w:val="0"/>
-          <w:sz w:val="22"/>
-          <w:szCs w:val="22"/>
-          <w:lang w:val="de-CH" w:eastAsia="en-US" w:bidi="ar-SA"/>
-        </w:rPr>
-        <w:t>Chatain</w:t>
-      </w:r>
-      <w:proofErr w:type="spellEnd"/>
-      <w:r>
-        <w:rPr>
-          <w:rFonts w:eastAsia="Times New Roman" w:cs="Times New Roman"/>
-          <w:kern w:val="0"/>
-          <w:sz w:val="22"/>
-          <w:szCs w:val="22"/>
-          <w:lang w:val="de-CH" w:eastAsia="en-US" w:bidi="ar-SA"/>
-        </w:rPr>
-        <w:t xml:space="preserve">, C., Hammer, M., Wenger, S., Ali, H., </w:t>
-      </w:r>
-      <w:r>
-        <w:rPr>
-          <w:rFonts w:eastAsia="Times New Roman" w:cs="Times New Roman"/>
-          <w:b/>
-          <w:kern w:val="0"/>
-          <w:sz w:val="22"/>
-          <w:szCs w:val="22"/>
-          <w:lang w:val="de-CH" w:eastAsia="en-US" w:bidi="ar-SA"/>
-        </w:rPr>
-        <w:t>Karalis, N.</w:t>
-      </w:r>
-      <w:r>
-        <w:rPr>
-          <w:rFonts w:eastAsia="Times New Roman" w:cs="Times New Roman"/>
-          <w:kern w:val="0"/>
-          <w:sz w:val="22"/>
-          <w:szCs w:val="22"/>
-          <w:lang w:val="de-CH" w:eastAsia="en-US" w:bidi="ar-SA"/>
-        </w:rPr>
-        <w:t xml:space="preserve">, de </w:t>
-      </w:r>
-      <w:proofErr w:type="spellStart"/>
-      <w:r>
-        <w:rPr>
-          <w:rFonts w:eastAsia="Times New Roman" w:cs="Times New Roman"/>
-          <w:kern w:val="0"/>
-          <w:sz w:val="22"/>
-          <w:szCs w:val="22"/>
-          <w:lang w:val="de-CH" w:eastAsia="en-US" w:bidi="ar-SA"/>
-        </w:rPr>
-        <w:t>Hoz</w:t>
-      </w:r>
-      <w:proofErr w:type="spellEnd"/>
-      <w:r>
-        <w:rPr>
-          <w:rFonts w:eastAsia="Times New Roman" w:cs="Times New Roman"/>
-          <w:kern w:val="0"/>
-          <w:sz w:val="22"/>
-          <w:szCs w:val="22"/>
-          <w:lang w:val="de-CH" w:eastAsia="en-US" w:bidi="ar-SA"/>
-        </w:rPr>
-        <w:t xml:space="preserve">, L., Schlüter, O. M., </w:t>
-      </w:r>
-      <w:proofErr w:type="spellStart"/>
-      <w:r>
-        <w:rPr>
-          <w:rFonts w:eastAsia="Times New Roman" w:cs="Times New Roman"/>
-          <w:kern w:val="0"/>
-          <w:sz w:val="22"/>
-          <w:szCs w:val="22"/>
-          <w:lang w:val="de-CH" w:eastAsia="en-US" w:bidi="ar-SA"/>
-        </w:rPr>
-        <w:t>Yanagawa</w:t>
-      </w:r>
-      <w:proofErr w:type="spellEnd"/>
-      <w:r>
-        <w:rPr>
-          <w:rFonts w:eastAsia="Times New Roman" w:cs="Times New Roman"/>
-          <w:kern w:val="0"/>
-          <w:sz w:val="22"/>
-          <w:szCs w:val="22"/>
-          <w:lang w:val="de-CH" w:eastAsia="en-US" w:bidi="ar-SA"/>
-        </w:rPr>
-        <w:t xml:space="preserve">, Y., Ehrenreich, H., Taschenberger, H., Brose, N., &amp; Krueger-Burg, D. </w:t>
+        <w:t xml:space="preserve">, de Hoz, L., Schlüter, O. M., Yanagawa, Y., Ehrenreich, H., Taschenberger, H., Brose, N., &amp; Krueger-Burg, D. </w:t>
       </w:r>
       <w:r>
         <w:rPr>
@@ -17616,7 +17318,7 @@
         </w:rPr>
         <w:t xml:space="preserve"> 2025</w:t>
       </w:r>
-      <w:bookmarkStart w:id="26" w:name="_Hlk220592930"/>
+      <w:bookmarkStart w:id="30" w:name="_Hlk220592930"/>
       <w:r>
         <w:rPr>
           <w:rFonts w:eastAsia="Helvetica" w:cs="Times New Roman"/>
@@ -17635,7 +17337,7 @@
         </w:rPr>
         <w:sym w:font="Wingdings 2" w:char="F086"/>
       </w:r>
-      <w:bookmarkEnd w:id="26"/>
+      <w:bookmarkEnd w:id="30"/>
     </w:p>
     <w:p>
       <w:pPr>
@@ -17759,7 +17461,7 @@
         </w:rPr>
         <w:t>4</w:t>
       </w:r>
-      <w:bookmarkStart w:id="27" w:name="_Hlk220592928"/>
+      <w:bookmarkStart w:id="31" w:name="_Hlk220592928"/>
       <w:r>
         <w:rPr>
           <w:rFonts w:eastAsia="Helvetica" w:cs="Times New Roman"/>
@@ -17779,7 +17481,7 @@
         </w:rPr>
         <w:t>*</w:t>
       </w:r>
-      <w:bookmarkEnd w:id="27"/>
+      <w:bookmarkEnd w:id="31"/>
     </w:p>
     <w:p>
       <w:pPr>
@@ -19926,7 +19628,7 @@
 </file>
 
 <file path=word/endnotes.xml><?xml version="1.0" encoding="utf-8"?>
-<w:endnotes xmlns:wpc="http://schemas.microsoft.com/office/word/2010/wordprocessingCanvas" xmlns:cx="http://schemas.microsoft.com/office/drawing/2014/chartex" xmlns:cx1="http://schemas.microsoft.com/office/drawing/2015/9/8/chartex" xmlns:cx2="http://schemas.microsoft.com/office/drawing/2015/10/21/chartex" xmlns:cx3="http://schemas.microsoft.com/office/drawing/2016/5/9/chartex" xmlns:cx4="http://schemas.microsoft.com/office/drawing/2016/5/10/chartex" xmlns:cx5="http://schemas.microsoft.com/office/drawing/2016/5/11/chartex" xmlns:cx6="http://schemas.microsoft.com/office/drawing/2016/5/12/chartex" xmlns:cx7="http://schemas.microsoft.com/office/drawing/2016/5/13/chartex" xmlns:cx8="http://schemas.microsoft.com/office/drawing/2016/5/14/chartex" xmlns:mc="http://schemas.openxmlformats.org/markup-compatibility/2006" xmlns:aink="http://schemas.microsoft.com/office/drawing/2016/ink" xmlns:am3d="http://schemas.microsoft.com/office/drawing/2017/model3d" xmlns:o="urn:schemas-microsoft-com:office:office" xmlns:oel="http://schemas.microsoft.com/office/2019/extlst" xmlns:r="http://schemas.openxmlformats.org/officeDocument/2006/relationships" xmlns:m="http://schemas.openxmlformats.org/officeDocument/2006/math" xmlns:v="urn:schemas-microsoft-com:vml" xmlns:wp14="http://schemas.microsoft.com/office/word/2010/wordprocessingDrawing" xmlns:wp="http://schemas.openxmlformats.org/drawingml/2006/wordprocessingDrawing" xmlns:w10="urn:schemas-microsoft-com:office:word" xmlns:w="http://schemas.openxmlformats.org/wordprocessingml/2006/main" xmlns:w14="http://schemas.microsoft.com/office/word/2010/wordml" xmlns:w15="http://schemas.microsoft.com/office/word/2012/wordml" xmlns:w16cex="http://schemas.microsoft.com/office/word/2018/wordml/cex" xmlns:w16cid="http://schemas.microsoft.com/office/word/2016/wordml/cid" xmlns:w16="http://schemas.microsoft.com/office/word/2018/wordml" xmlns:w16du="http://schemas.microsoft.com/office/word/2023/wordml/word16du" xmlns:w16sdtdh="http://schemas.microsoft.com/office/word/2020/wordml/sdtdatahash" xmlns:w16sdtfl="http://schemas.microsoft.com/office/word/2024/wordml/sdtformatlock" xmlns:w16se="http://schemas.microsoft.com/office/word/2015/wordml/symex" xmlns:wpg="http://schemas.microsoft.com/office/word/2010/wordprocessingGroup" xmlns:wpi="http://schemas.microsoft.com/office/word/2010/wordprocessingInk" xmlns:wne="http://schemas.microsoft.com/office/word/2006/wordml" xmlns:wps="http://schemas.microsoft.com/office/word/2010/wordprocessingShape" mc:Ignorable="w14 w15 w16se w16cid w16 w16cex w16sdtdh w16sdtfl w16du wp14">
+<w:endnotes xmlns:wpc="http://schemas.microsoft.com/office/word/2010/wordprocessingCanvas" xmlns:cx="http://schemas.microsoft.com/office/drawing/2014/chartex" xmlns:cx1="http://schemas.microsoft.com/office/drawing/2015/9/8/chartex" xmlns:cx2="http://schemas.microsoft.com/office/drawing/2015/10/21/chartex" xmlns:cx3="http://schemas.microsoft.com/office/drawing/2016/5/9/chartex" xmlns:cx4="http://schemas.microsoft.com/office/drawing/2016/5/10/chartex" xmlns:cx5="http://schemas.microsoft.com/office/drawing/2016/5/11/chartex" xmlns:cx6="http://schemas.microsoft.com/office/drawing/2016/5/12/chartex" xmlns:cx7="http://schemas.microsoft.com/office/drawing/2016/5/13/chartex" xmlns:cx8="http://schemas.microsoft.com/office/drawing/2016/5/14/chartex" xmlns:mc="http://schemas.openxmlformats.org/markup-compatibility/2006" xmlns:m="http://schemas.openxmlformats.org/officeDocument/2006/math" xmlns:aink="http://schemas.microsoft.com/office/drawing/2016/ink" xmlns:am3d="http://schemas.microsoft.com/office/drawing/2017/model3d" xmlns:oel="http://schemas.microsoft.com/office/2019/extlst" xmlns:r="http://schemas.openxmlformats.org/officeDocument/2006/relationships" xmlns:wp14="http://schemas.microsoft.com/office/word/2010/wordprocessingDrawing" xmlns:wp="http://schemas.openxmlformats.org/drawingml/2006/wordprocessingDrawing" xmlns:wpg="http://schemas.microsoft.com/office/word/2010/wordprocessingGroup" xmlns:wpi="http://schemas.microsoft.com/office/word/2010/wordprocessingInk" xmlns:wps="http://schemas.microsoft.com/office/word/2010/wordprocessingShape" xmlns:o="urn:schemas-microsoft-com:office:office" xmlns:v="urn:schemas-microsoft-com:vml" xmlns:w10="urn:schemas-microsoft-com:office:word" xmlns:w="http://schemas.openxmlformats.org/wordprocessingml/2006/main" xmlns:w14="http://schemas.microsoft.com/office/word/2010/wordml" xmlns:w15="http://schemas.microsoft.com/office/word/2012/wordml" xmlns:w16cex="http://schemas.microsoft.com/office/word/2018/wordml/cex" xmlns:w16cid="http://schemas.microsoft.com/office/word/2016/wordml/cid" xmlns:w16="http://schemas.microsoft.com/office/word/2018/wordml" xmlns:w16sdtdh="http://schemas.microsoft.com/office/word/2020/wordml/sdtdatahash" xmlns:w16sdtfl="http://schemas.microsoft.com/office/word/2024/wordml/sdtformatlock" xmlns:w16se="http://schemas.microsoft.com/office/word/2015/wordml/symex" xmlns:w16du="http://schemas.microsoft.com/office/word/2023/wordml/word16du" xmlns:wne="http://schemas.microsoft.com/office/word/2006/wordml" mc:Ignorable="w14 w15 w16se w16cid w16 w16cex w16sdtdh w16sdtfl w16du wp14">
   <w:endnote w:type="separator" w:id="-1">
     <w:p>
       <w:r>
@@ -19945,7 +19647,7 @@
 </file>
 
 <file path=word/footer1.xml><?xml version="1.0" encoding="utf-8"?>
-<w:ftr xmlns:wpc="http://schemas.microsoft.com/office/word/2010/wordprocessingCanvas" xmlns:cx="http://schemas.microsoft.com/office/drawing/2014/chartex" xmlns:cx1="http://schemas.microsoft.com/office/drawing/2015/9/8/chartex" xmlns:cx2="http://schemas.microsoft.com/office/drawing/2015/10/21/chartex" xmlns:cx3="http://schemas.microsoft.com/office/drawing/2016/5/9/chartex" xmlns:cx4="http://schemas.microsoft.com/office/drawing/2016/5/10/chartex" xmlns:cx5="http://schemas.microsoft.com/office/drawing/2016/5/11/chartex" xmlns:cx6="http://schemas.microsoft.com/office/drawing/2016/5/12/chartex" xmlns:cx7="http://schemas.microsoft.com/office/drawing/2016/5/13/chartex" xmlns:cx8="http://schemas.microsoft.com/office/drawing/2016/5/14/chartex" xmlns:mc="http://schemas.openxmlformats.org/markup-compatibility/2006" xmlns:aink="http://schemas.microsoft.com/office/drawing/2016/ink" xmlns:am3d="http://schemas.microsoft.com/office/drawing/2017/model3d" xmlns:o="urn:schemas-microsoft-com:office:office" xmlns:oel="http://schemas.microsoft.com/office/2019/extlst" xmlns:r="http://schemas.openxmlformats.org/officeDocument/2006/relationships" xmlns:m="http://schemas.openxmlformats.org/officeDocument/2006/math" xmlns:v="urn:schemas-microsoft-com:vml" xmlns:wp14="http://schemas.microsoft.com/office/word/2010/wordprocessingDrawing" xmlns:wp="http://schemas.openxmlformats.org/drawingml/2006/wordprocessingDrawing" xmlns:w10="urn:schemas-microsoft-com:office:word" xmlns:w="http://schemas.openxmlformats.org/wordprocessingml/2006/main" xmlns:w14="http://schemas.microsoft.com/office/word/2010/wordml" xmlns:w15="http://schemas.microsoft.com/office/word/2012/wordml" xmlns:w16cex="http://schemas.microsoft.com/office/word/2018/wordml/cex" xmlns:w16cid="http://schemas.microsoft.com/office/word/2016/wordml/cid" xmlns:w16="http://schemas.microsoft.com/office/word/2018/wordml" xmlns:w16du="http://schemas.microsoft.com/office/word/2023/wordml/word16du" xmlns:w16sdtdh="http://schemas.microsoft.com/office/word/2020/wordml/sdtdatahash" xmlns:w16sdtfl="http://schemas.microsoft.com/office/word/2024/wordml/sdtformatlock" xmlns:w16se="http://schemas.microsoft.com/office/word/2015/wordml/symex" xmlns:wpg="http://schemas.microsoft.com/office/word/2010/wordprocessingGroup" xmlns:wpi="http://schemas.microsoft.com/office/word/2010/wordprocessingInk" xmlns:wne="http://schemas.microsoft.com/office/word/2006/wordml" xmlns:wps="http://schemas.microsoft.com/office/word/2010/wordprocessingShape" mc:Ignorable="w14 w15 w16se w16cid w16 w16cex w16sdtdh w16sdtfl w16du wp14">
+<w:ftr xmlns:wpc="http://schemas.microsoft.com/office/word/2010/wordprocessingCanvas" xmlns:cx="http://schemas.microsoft.com/office/drawing/2014/chartex" xmlns:cx1="http://schemas.microsoft.com/office/drawing/2015/9/8/chartex" xmlns:cx2="http://schemas.microsoft.com/office/drawing/2015/10/21/chartex" xmlns:cx3="http://schemas.microsoft.com/office/drawing/2016/5/9/chartex" xmlns:cx4="http://schemas.microsoft.com/office/drawing/2016/5/10/chartex" xmlns:cx5="http://schemas.microsoft.com/office/drawing/2016/5/11/chartex" xmlns:cx6="http://schemas.microsoft.com/office/drawing/2016/5/12/chartex" xmlns:cx7="http://schemas.microsoft.com/office/drawing/2016/5/13/chartex" xmlns:cx8="http://schemas.microsoft.com/office/drawing/2016/5/14/chartex" xmlns:mc="http://schemas.openxmlformats.org/markup-compatibility/2006" xmlns:m="http://schemas.openxmlformats.org/officeDocument/2006/math" xmlns:aink="http://schemas.microsoft.com/office/drawing/2016/ink" xmlns:am3d="http://schemas.microsoft.com/office/drawing/2017/model3d" xmlns:oel="http://schemas.microsoft.com/office/2019/extlst" xmlns:r="http://schemas.openxmlformats.org/officeDocument/2006/relationships" xmlns:wp14="http://schemas.microsoft.com/office/word/2010/wordprocessingDrawing" xmlns:wp="http://schemas.openxmlformats.org/drawingml/2006/wordprocessingDrawing" xmlns:wpg="http://schemas.microsoft.com/office/word/2010/wordprocessingGroup" xmlns:wpi="http://schemas.microsoft.com/office/word/2010/wordprocessingInk" xmlns:wps="http://schemas.microsoft.com/office/word/2010/wordprocessingShape" xmlns:o="urn:schemas-microsoft-com:office:office" xmlns:v="urn:schemas-microsoft-com:vml" xmlns:w10="urn:schemas-microsoft-com:office:word" xmlns:w="http://schemas.openxmlformats.org/wordprocessingml/2006/main" xmlns:w14="http://schemas.microsoft.com/office/word/2010/wordml" xmlns:w15="http://schemas.microsoft.com/office/word/2012/wordml" xmlns:w16cex="http://schemas.microsoft.com/office/word/2018/wordml/cex" xmlns:w16cid="http://schemas.microsoft.com/office/word/2016/wordml/cid" xmlns:w16="http://schemas.microsoft.com/office/word/2018/wordml" xmlns:w16sdtdh="http://schemas.microsoft.com/office/word/2020/wordml/sdtdatahash" xmlns:w16sdtfl="http://schemas.microsoft.com/office/word/2024/wordml/sdtformatlock" xmlns:w16se="http://schemas.microsoft.com/office/word/2015/wordml/symex" xmlns:w16du="http://schemas.microsoft.com/office/word/2023/wordml/word16du" xmlns:wne="http://schemas.microsoft.com/office/word/2006/wordml" mc:Ignorable="w14 w15 w16se w16cid w16 w16cex w16sdtdh w16sdtfl w16du wp14">
   <w:sdt>
     <w:sdtPr>
       <w:rPr>
@@ -20010,7 +19712,7 @@
 </file>
 
 <file path=word/footer2.xml><?xml version="1.0" encoding="utf-8"?>
-<w:ftr xmlns:wpc="http://schemas.microsoft.com/office/word/2010/wordprocessingCanvas" xmlns:cx="http://schemas.microsoft.com/office/drawing/2014/chartex" xmlns:cx1="http://schemas.microsoft.com/office/drawing/2015/9/8/chartex" xmlns:cx2="http://schemas.microsoft.com/office/drawing/2015/10/21/chartex" xmlns:cx3="http://schemas.microsoft.com/office/drawing/2016/5/9/chartex" xmlns:cx4="http://schemas.microsoft.com/office/drawing/2016/5/10/chartex" xmlns:cx5="http://schemas.microsoft.com/office/drawing/2016/5/11/chartex" xmlns:cx6="http://schemas.microsoft.com/office/drawing/2016/5/12/chartex" xmlns:cx7="http://schemas.microsoft.com/office/drawing/2016/5/13/chartex" xmlns:cx8="http://schemas.microsoft.com/office/drawing/2016/5/14/chartex" xmlns:mc="http://schemas.openxmlformats.org/markup-compatibility/2006" xmlns:aink="http://schemas.microsoft.com/office/drawing/2016/ink" xmlns:am3d="http://schemas.microsoft.com/office/drawing/2017/model3d" xmlns:o="urn:schemas-microsoft-com:office:office" xmlns:oel="http://schemas.microsoft.com/office/2019/extlst" xmlns:r="http://schemas.openxmlformats.org/officeDocument/2006/relationships" xmlns:m="http://schemas.openxmlformats.org/officeDocument/2006/math" xmlns:v="urn:schemas-microsoft-com:vml" xmlns:wp14="http://schemas.microsoft.com/office/word/2010/wordprocessingDrawing" xmlns:wp="http://schemas.openxmlformats.org/drawingml/2006/wordprocessingDrawing" xmlns:w10="urn:schemas-microsoft-com:office:word" xmlns:w="http://schemas.openxmlformats.org/wordprocessingml/2006/main" xmlns:w14="http://schemas.microsoft.com/office/word/2010/wordml" xmlns:w15="http://schemas.microsoft.com/office/word/2012/wordml" xmlns:w16cex="http://schemas.microsoft.com/office/word/2018/wordml/cex" xmlns:w16cid="http://schemas.microsoft.com/office/word/2016/wordml/cid" xmlns:w16="http://schemas.microsoft.com/office/word/2018/wordml" xmlns:w16du="http://schemas.microsoft.com/office/word/2023/wordml/word16du" xmlns:w16sdtdh="http://schemas.microsoft.com/office/word/2020/wordml/sdtdatahash" xmlns:w16sdtfl="http://schemas.microsoft.com/office/word/2024/wordml/sdtformatlock" xmlns:w16se="http://schemas.microsoft.com/office/word/2015/wordml/symex" xmlns:wpg="http://schemas.microsoft.com/office/word/2010/wordprocessingGroup" xmlns:wpi="http://schemas.microsoft.com/office/word/2010/wordprocessingInk" xmlns:wne="http://schemas.microsoft.com/office/word/2006/wordml" xmlns:wps="http://schemas.microsoft.com/office/word/2010/wordprocessingShape" mc:Ignorable="w14 w15 w16se w16cid w16 w16cex w16sdtdh w16sdtfl w16du wp14">
+<w:ftr xmlns:wpc="http://schemas.microsoft.com/office/word/2010/wordprocessingCanvas" xmlns:cx="http://schemas.microsoft.com/office/drawing/2014/chartex" xmlns:cx1="http://schemas.microsoft.com/office/drawing/2015/9/8/chartex" xmlns:cx2="http://schemas.microsoft.com/office/drawing/2015/10/21/chartex" xmlns:cx3="http://schemas.microsoft.com/office/drawing/2016/5/9/chartex" xmlns:cx4="http://schemas.microsoft.com/office/drawing/2016/5/10/chartex" xmlns:cx5="http://schemas.microsoft.com/office/drawing/2016/5/11/chartex" xmlns:cx6="http://schemas.microsoft.com/office/drawing/2016/5/12/chartex" xmlns:cx7="http://schemas.microsoft.com/office/drawing/2016/5/13/chartex" xmlns:cx8="http://schemas.microsoft.com/office/drawing/2016/5/14/chartex" xmlns:mc="http://schemas.openxmlformats.org/markup-compatibility/2006" xmlns:m="http://schemas.openxmlformats.org/officeDocument/2006/math" xmlns:aink="http://schemas.microsoft.com/office/drawing/2016/ink" xmlns:am3d="http://schemas.microsoft.com/office/drawing/2017/model3d" xmlns:oel="http://schemas.microsoft.com/office/2019/extlst" xmlns:r="http://schemas.openxmlformats.org/officeDocument/2006/relationships" xmlns:wp14="http://schemas.microsoft.com/office/word/2010/wordprocessingDrawing" xmlns:wp="http://schemas.openxmlformats.org/drawingml/2006/wordprocessingDrawing" xmlns:wpg="http://schemas.microsoft.com/office/word/2010/wordprocessingGroup" xmlns:wpi="http://schemas.microsoft.com/office/word/2010/wordprocessingInk" xmlns:wps="http://schemas.microsoft.com/office/word/2010/wordprocessingShape" xmlns:o="urn:schemas-microsoft-com:office:office" xmlns:v="urn:schemas-microsoft-com:vml" xmlns:w10="urn:schemas-microsoft-com:office:word" xmlns:w="http://schemas.openxmlformats.org/wordprocessingml/2006/main" xmlns:w14="http://schemas.microsoft.com/office/word/2010/wordml" xmlns:w15="http://schemas.microsoft.com/office/word/2012/wordml" xmlns:w16cex="http://schemas.microsoft.com/office/word/2018/wordml/cex" xmlns:w16cid="http://schemas.microsoft.com/office/word/2016/wordml/cid" xmlns:w16="http://schemas.microsoft.com/office/word/2018/wordml" xmlns:w16sdtdh="http://schemas.microsoft.com/office/word/2020/wordml/sdtdatahash" xmlns:w16sdtfl="http://schemas.microsoft.com/office/word/2024/wordml/sdtformatlock" xmlns:w16se="http://schemas.microsoft.com/office/word/2015/wordml/symex" xmlns:w16du="http://schemas.microsoft.com/office/word/2023/wordml/word16du" xmlns:wne="http://schemas.microsoft.com/office/word/2006/wordml" mc:Ignorable="w14 w15 w16se w16cid w16 w16cex w16sdtdh w16sdtfl w16du wp14">
   <w:sdt>
     <w:sdtPr>
       <w:rPr>
@@ -20075,7 +19777,7 @@
 </file>
 
 <file path=word/footnotes.xml><?xml version="1.0" encoding="utf-8"?>
-<w:footnotes xmlns:wpc="http://schemas.microsoft.com/office/word/2010/wordprocessingCanvas" xmlns:cx="http://schemas.microsoft.com/office/drawing/2014/chartex" xmlns:cx1="http://schemas.microsoft.com/office/drawing/2015/9/8/chartex" xmlns:cx2="http://schemas.microsoft.com/office/drawing/2015/10/21/chartex" xmlns:cx3="http://schemas.microsoft.com/office/drawing/2016/5/9/chartex" xmlns:cx4="http://schemas.microsoft.com/office/drawing/2016/5/10/chartex" xmlns:cx5="http://schemas.microsoft.com/office/drawing/2016/5/11/chartex" xmlns:cx6="http://schemas.microsoft.com/office/drawing/2016/5/12/chartex" xmlns:cx7="http://schemas.microsoft.com/office/drawing/2016/5/13/chartex" xmlns:cx8="http://schemas.microsoft.com/office/drawing/2016/5/14/chartex" xmlns:mc="http://schemas.openxmlformats.org/markup-compatibility/2006" xmlns:aink="http://schemas.microsoft.com/office/drawing/2016/ink" xmlns:am3d="http://schemas.microsoft.com/office/drawing/2017/model3d" xmlns:o="urn:schemas-microsoft-com:office:office" xmlns:oel="http://schemas.microsoft.com/office/2019/extlst" xmlns:r="http://schemas.openxmlformats.org/officeDocument/2006/relationships" xmlns:m="http://schemas.openxmlformats.org/officeDocument/2006/math" xmlns:v="urn:schemas-microsoft-com:vml" xmlns:wp14="http://schemas.microsoft.com/office/word/2010/wordprocessingDrawing" xmlns:wp="http://schemas.openxmlformats.org/drawingml/2006/wordprocessingDrawing" xmlns:w10="urn:schemas-microsoft-com:office:word" xmlns:w="http://schemas.openxmlformats.org/wordprocessingml/2006/main" xmlns:w14="http://schemas.microsoft.com/office/word/2010/wordml" xmlns:w15="http://schemas.microsoft.com/office/word/2012/wordml" xmlns:w16cex="http://schemas.microsoft.com/office/word/2018/wordml/cex" xmlns:w16cid="http://schemas.microsoft.com/office/word/2016/wordml/cid" xmlns:w16="http://schemas.microsoft.com/office/word/2018/wordml" xmlns:w16du="http://schemas.microsoft.com/office/word/2023/wordml/word16du" xmlns:w16sdtdh="http://schemas.microsoft.com/office/word/2020/wordml/sdtdatahash" xmlns:w16sdtfl="http://schemas.microsoft.com/office/word/2024/wordml/sdtformatlock" xmlns:w16se="http://schemas.microsoft.com/office/word/2015/wordml/symex" xmlns:wpg="http://schemas.microsoft.com/office/word/2010/wordprocessingGroup" xmlns:wpi="http://schemas.microsoft.com/office/word/2010/wordprocessingInk" xmlns:wne="http://schemas.microsoft.com/office/word/2006/wordml" xmlns:wps="http://schemas.microsoft.com/office/word/2010/wordprocessingShape" mc:Ignorable="w14 w15 w16se w16cid w16 w16cex w16sdtdh w16sdtfl w16du wp14">
+<w:footnotes xmlns:wpc="http://schemas.microsoft.com/office/word/2010/wordprocessingCanvas" xmlns:cx="http://schemas.microsoft.com/office/drawing/2014/chartex" xmlns:cx1="http://schemas.microsoft.com/office/drawing/2015/9/8/chartex" xmlns:cx2="http://schemas.microsoft.com/office/drawing/2015/10/21/chartex" xmlns:cx3="http://schemas.microsoft.com/office/drawing/2016/5/9/chartex" xmlns:cx4="http://schemas.microsoft.com/office/drawing/2016/5/10/chartex" xmlns:cx5="http://schemas.microsoft.com/office/drawing/2016/5/11/chartex" xmlns:cx6="http://schemas.microsoft.com/office/drawing/2016/5/12/chartex" xmlns:cx7="http://schemas.microsoft.com/office/drawing/2016/5/13/chartex" xmlns:cx8="http://schemas.microsoft.com/office/drawing/2016/5/14/chartex" xmlns:mc="http://schemas.openxmlformats.org/markup-compatibility/2006" xmlns:m="http://schemas.openxmlformats.org/officeDocument/2006/math" xmlns:aink="http://schemas.microsoft.com/office/drawing/2016/ink" xmlns:am3d="http://schemas.microsoft.com/office/drawing/2017/model3d" xmlns:oel="http://schemas.microsoft.com/office/2019/extlst" xmlns:r="http://schemas.openxmlformats.org/officeDocument/2006/relationships" xmlns:wp14="http://schemas.microsoft.com/office/word/2010/wordprocessingDrawing" xmlns:wp="http://schemas.openxmlformats.org/drawingml/2006/wordprocessingDrawing" xmlns:wpg="http://schemas.microsoft.com/office/word/2010/wordprocessingGroup" xmlns:wpi="http://schemas.microsoft.com/office/word/2010/wordprocessingInk" xmlns:wps="http://schemas.microsoft.com/office/word/2010/wordprocessingShape" xmlns:o="urn:schemas-microsoft-com:office:office" xmlns:v="urn:schemas-microsoft-com:vml" xmlns:w10="urn:schemas-microsoft-com:office:word" xmlns:w="http://schemas.openxmlformats.org/wordprocessingml/2006/main" xmlns:w14="http://schemas.microsoft.com/office/word/2010/wordml" xmlns:w15="http://schemas.microsoft.com/office/word/2012/wordml" xmlns:w16cex="http://schemas.microsoft.com/office/word/2018/wordml/cex" xmlns:w16cid="http://schemas.microsoft.com/office/word/2016/wordml/cid" xmlns:w16="http://schemas.microsoft.com/office/word/2018/wordml" xmlns:w16sdtdh="http://schemas.microsoft.com/office/word/2020/wordml/sdtdatahash" xmlns:w16sdtfl="http://schemas.microsoft.com/office/word/2024/wordml/sdtformatlock" xmlns:w16se="http://schemas.microsoft.com/office/word/2015/wordml/symex" xmlns:w16du="http://schemas.microsoft.com/office/word/2023/wordml/word16du" xmlns:wne="http://schemas.microsoft.com/office/word/2006/wordml" mc:Ignorable="w14 w15 w16se w16cid w16 w16cex w16sdtdh w16sdtfl w16du wp14">
   <w:footnote w:type="separator" w:id="-1">
     <w:p>
       <w:r>
@@ -20094,7 +19796,7 @@
 </file>
 
 <file path=word/header1.xml><?xml version="1.0" encoding="utf-8"?>
-<w:hdr xmlns:wpc="http://schemas.microsoft.com/office/word/2010/wordprocessingCanvas" xmlns:cx="http://schemas.microsoft.com/office/drawing/2014/chartex" xmlns:cx1="http://schemas.microsoft.com/office/drawing/2015/9/8/chartex" xmlns:cx2="http://schemas.microsoft.com/office/drawing/2015/10/21/chartex" xmlns:cx3="http://schemas.microsoft.com/office/drawing/2016/5/9/chartex" xmlns:cx4="http://schemas.microsoft.com/office/drawing/2016/5/10/chartex" xmlns:cx5="http://schemas.microsoft.com/office/drawing/2016/5/11/chartex" xmlns:cx6="http://schemas.microsoft.com/office/drawing/2016/5/12/chartex" xmlns:cx7="http://schemas.microsoft.com/office/drawing/2016/5/13/chartex" xmlns:cx8="http://schemas.microsoft.com/office/drawing/2016/5/14/chartex" xmlns:mc="http://schemas.openxmlformats.org/markup-compatibility/2006" xmlns:aink="http://schemas.microsoft.com/office/drawing/2016/ink" xmlns:am3d="http://schemas.microsoft.com/office/drawing/2017/model3d" xmlns:o="urn:schemas-microsoft-com:office:office" xmlns:oel="http://schemas.microsoft.com/office/2019/extlst" xmlns:r="http://schemas.openxmlformats.org/officeDocument/2006/relationships" xmlns:m="http://schemas.openxmlformats.org/officeDocument/2006/math" xmlns:v="urn:schemas-microsoft-com:vml" xmlns:wp14="http://schemas.microsoft.com/office/word/2010/wordprocessingDrawing" xmlns:wp="http://schemas.openxmlformats.org/drawingml/2006/wordprocessingDrawing" xmlns:w10="urn:schemas-microsoft-com:office:word" xmlns:w="http://schemas.openxmlformats.org/wordprocessingml/2006/main" xmlns:w14="http://schemas.microsoft.com/office/word/2010/wordml" xmlns:w15="http://schemas.microsoft.com/office/word/2012/wordml" xmlns:w16cex="http://schemas.microsoft.com/office/word/2018/wordml/cex" xmlns:w16cid="http://schemas.microsoft.com/office/word/2016/wordml/cid" xmlns:w16="http://schemas.microsoft.com/office/word/2018/wordml" xmlns:w16du="http://schemas.microsoft.com/office/word/2023/wordml/word16du" xmlns:w16sdtdh="http://schemas.microsoft.com/office/word/2020/wordml/sdtdatahash" xmlns:w16sdtfl="http://schemas.microsoft.com/office/word/2024/wordml/sdtformatlock" xmlns:w16se="http://schemas.microsoft.com/office/word/2015/wordml/symex" xmlns:wpg="http://schemas.microsoft.com/office/word/2010/wordprocessingGroup" xmlns:wpi="http://schemas.microsoft.com/office/word/2010/wordprocessingInk" xmlns:wne="http://schemas.microsoft.com/office/word/2006/wordml" xmlns:wps="http://schemas.microsoft.com/office/word/2010/wordprocessingShape" mc:Ignorable="w14 w15 w16se w16cid w16 w16cex w16sdtdh w16sdtfl w16du wp14">
+<w:hdr xmlns:wpc="http://schemas.microsoft.com/office/word/2010/wordprocessingCanvas" xmlns:cx="http://schemas.microsoft.com/office/drawing/2014/chartex" xmlns:cx1="http://schemas.microsoft.com/office/drawing/2015/9/8/chartex" xmlns:cx2="http://schemas.microsoft.com/office/drawing/2015/10/21/chartex" xmlns:cx3="http://schemas.microsoft.com/office/drawing/2016/5/9/chartex" xmlns:cx4="http://schemas.microsoft.com/office/drawing/2016/5/10/chartex" xmlns:cx5="http://schemas.microsoft.com/office/drawing/2016/5/11/chartex" xmlns:cx6="http://schemas.microsoft.com/office/drawing/2016/5/12/chartex" xmlns:cx7="http://schemas.microsoft.com/office/drawing/2016/5/13/chartex" xmlns:cx8="http://schemas.microsoft.com/office/drawing/2016/5/14/chartex" xmlns:mc="http://schemas.openxmlformats.org/markup-compatibility/2006" xmlns:m="http://schemas.openxmlformats.org/officeDocument/2006/math" xmlns:aink="http://schemas.microsoft.com/office/drawing/2016/ink" xmlns:am3d="http://schemas.microsoft.com/office/drawing/2017/model3d" xmlns:oel="http://schemas.microsoft.com/office/2019/extlst" xmlns:r="http://schemas.openxmlformats.org/officeDocument/2006/relationships" xmlns:wp14="http://schemas.microsoft.com/office/word/2010/wordprocessingDrawing" xmlns:wp="http://schemas.openxmlformats.org/drawingml/2006/wordprocessingDrawing" xmlns:wpg="http://schemas.microsoft.com/office/word/2010/wordprocessingGroup" xmlns:wpi="http://schemas.microsoft.com/office/word/2010/wordprocessingInk" xmlns:wps="http://schemas.microsoft.com/office/word/2010/wordprocessingShape" xmlns:o="urn:schemas-microsoft-com:office:office" xmlns:v="urn:schemas-microsoft-com:vml" xmlns:w10="urn:schemas-microsoft-com:office:word" xmlns:w="http://schemas.openxmlformats.org/wordprocessingml/2006/main" xmlns:w14="http://schemas.microsoft.com/office/word/2010/wordml" xmlns:w15="http://schemas.microsoft.com/office/word/2012/wordml" xmlns:w16cex="http://schemas.microsoft.com/office/word/2018/wordml/cex" xmlns:w16cid="http://schemas.microsoft.com/office/word/2016/wordml/cid" xmlns:w16="http://schemas.microsoft.com/office/word/2018/wordml" xmlns:w16sdtdh="http://schemas.microsoft.com/office/word/2020/wordml/sdtdatahash" xmlns:w16sdtfl="http://schemas.microsoft.com/office/word/2024/wordml/sdtformatlock" xmlns:w16se="http://schemas.microsoft.com/office/word/2015/wordml/symex" xmlns:w16du="http://schemas.microsoft.com/office/word/2023/wordml/word16du" xmlns:wne="http://schemas.microsoft.com/office/word/2006/wordml" mc:Ignorable="w14 w15 w16se w16cid w16 w16cex w16sdtdh w16sdtfl w16du wp14">
   <w:p>
     <w:pPr>
       <w:pStyle w:val="Header"/>
@@ -20160,7 +19862,7 @@
 </file>
 
 <file path=word/numbering.xml><?xml version="1.0" encoding="utf-8"?>
-<w:numbering xmlns:wpc="http://schemas.microsoft.com/office/word/2010/wordprocessingCanvas" xmlns:cx="http://schemas.microsoft.com/office/drawing/2014/chartex" xmlns:cx1="http://schemas.microsoft.com/office/drawing/2015/9/8/chartex" xmlns:cx2="http://schemas.microsoft.com/office/drawing/2015/10/21/chartex" xmlns:cx3="http://schemas.microsoft.com/office/drawing/2016/5/9/chartex" xmlns:cx4="http://schemas.microsoft.com/office/drawing/2016/5/10/chartex" xmlns:cx5="http://schemas.microsoft.com/office/drawing/2016/5/11/chartex" xmlns:cx6="http://schemas.microsoft.com/office/drawing/2016/5/12/chartex" xmlns:cx7="http://schemas.microsoft.com/office/drawing/2016/5/13/chartex" xmlns:cx8="http://schemas.microsoft.com/office/drawing/2016/5/14/chartex" xmlns:mc="http://schemas.openxmlformats.org/markup-compatibility/2006" xmlns:aink="http://schemas.microsoft.com/office/drawing/2016/ink" xmlns:am3d="http://schemas.microsoft.com/office/drawing/2017/model3d" xmlns:o="urn:schemas-microsoft-com:office:office" xmlns:oel="http://schemas.microsoft.com/office/2019/extlst" xmlns:r="http://schemas.openxmlformats.org/officeDocument/2006/relationships" xmlns:m="http://schemas.openxmlformats.org/officeDocument/2006/math" xmlns:v="urn:schemas-microsoft-com:vml" xmlns:wp14="http://schemas.microsoft.com/office/word/2010/wordprocessingDrawing" xmlns:wp="http://schemas.openxmlformats.org/drawingml/2006/wordprocessingDrawing" xmlns:w10="urn:schemas-microsoft-com:office:word" xmlns:w="http://schemas.openxmlformats.org/wordprocessingml/2006/main" xmlns:w14="http://schemas.microsoft.com/office/word/2010/wordml" xmlns:w15="http://schemas.microsoft.com/office/word/2012/wordml" xmlns:w16cex="http://schemas.microsoft.com/office/word/2018/wordml/cex" xmlns:w16cid="http://schemas.microsoft.com/office/word/2016/wordml/cid" xmlns:w16="http://schemas.microsoft.com/office/word/2018/wordml" xmlns:w16du="http://schemas.microsoft.com/office/word/2023/wordml/word16du" xmlns:w16sdtdh="http://schemas.microsoft.com/office/word/2020/wordml/sdtdatahash" xmlns:w16sdtfl="http://schemas.microsoft.com/office/word/2024/wordml/sdtformatlock" xmlns:w16se="http://schemas.microsoft.com/office/word/2015/wordml/symex" xmlns:wpg="http://schemas.microsoft.com/office/word/2010/wordprocessingGroup" xmlns:wpi="http://schemas.microsoft.com/office/word/2010/wordprocessingInk" xmlns:wne="http://schemas.microsoft.com/office/word/2006/wordml" xmlns:wps="http://schemas.microsoft.com/office/word/2010/wordprocessingShape" mc:Ignorable="w14 w15 w16se w16cid w16 w16cex w16sdtdh w16sdtfl w16du wp14">
+<w:numbering xmlns:wpc="http://schemas.microsoft.com/office/word/2010/wordprocessingCanvas" xmlns:cx="http://schemas.microsoft.com/office/drawing/2014/chartex" xmlns:cx1="http://schemas.microsoft.com/office/drawing/2015/9/8/chartex" xmlns:cx2="http://schemas.microsoft.com/office/drawing/2015/10/21/chartex" xmlns:cx3="http://schemas.microsoft.com/office/drawing/2016/5/9/chartex" xmlns:cx4="http://schemas.microsoft.com/office/drawing/2016/5/10/chartex" xmlns:cx5="http://schemas.microsoft.com/office/drawing/2016/5/11/chartex" xmlns:cx6="http://schemas.microsoft.com/office/drawing/2016/5/12/chartex" xmlns:cx7="http://schemas.microsoft.com/office/drawing/2016/5/13/chartex" xmlns:cx8="http://schemas.microsoft.com/office/drawing/2016/5/14/chartex" xmlns:mc="http://schemas.openxmlformats.org/markup-compatibility/2006" xmlns:m="http://schemas.openxmlformats.org/officeDocument/2006/math" xmlns:aink="http://schemas.microsoft.com/office/drawing/2016/ink" xmlns:am3d="http://schemas.microsoft.com/office/drawing/2017/model3d" xmlns:oel="http://schemas.microsoft.com/office/2019/extlst" xmlns:r="http://schemas.openxmlformats.org/officeDocument/2006/relationships" xmlns:wp14="http://schemas.microsoft.com/office/word/2010/wordprocessingDrawing" xmlns:wp="http://schemas.openxmlformats.org/drawingml/2006/wordprocessingDrawing" xmlns:wpg="http://schemas.microsoft.com/office/word/2010/wordprocessingGroup" xmlns:wpi="http://schemas.microsoft.com/office/word/2010/wordprocessingInk" xmlns:wps="http://schemas.microsoft.com/office/word/2010/wordprocessingShape" xmlns:o="urn:schemas-microsoft-com:office:office" xmlns:v="urn:schemas-microsoft-com:vml" xmlns:w10="urn:schemas-microsoft-com:office:word" xmlns:w="http://schemas.openxmlformats.org/wordprocessingml/2006/main" xmlns:w14="http://schemas.microsoft.com/office/word/2010/wordml" xmlns:w15="http://schemas.microsoft.com/office/word/2012/wordml" xmlns:w16cex="http://schemas.microsoft.com/office/word/2018/wordml/cex" xmlns:w16cid="http://schemas.microsoft.com/office/word/2016/wordml/cid" xmlns:w16="http://schemas.microsoft.com/office/word/2018/wordml" xmlns:w16sdtdh="http://schemas.microsoft.com/office/word/2020/wordml/sdtdatahash" xmlns:w16sdtfl="http://schemas.microsoft.com/office/word/2024/wordml/sdtformatlock" xmlns:w16se="http://schemas.microsoft.com/office/word/2015/wordml/symex" xmlns:w16du="http://schemas.microsoft.com/office/word/2023/wordml/word16du" xmlns:wne="http://schemas.microsoft.com/office/word/2006/wordml" mc:Ignorable="w14 w15 w16se w16cid w16 w16cex w16sdtdh w16sdtfl w16du wp14">
   <w:abstractNum w:abstractNumId="0" w15:restartNumberingAfterBreak="0">
     <w:nsid w:val="00000001"/>
     <w:multiLevelType w:val="multilevel"/>
@@ -25524,7 +25226,7 @@
 </file>
 
 <file path=word/styles.xml><?xml version="1.0" encoding="utf-8"?>
-<w:styles xmlns:mc="http://schemas.openxmlformats.org/markup-compatibility/2006" xmlns:r="http://schemas.openxmlformats.org/officeDocument/2006/relationships" xmlns:w="http://schemas.openxmlformats.org/wordprocessingml/2006/main" xmlns:w14="http://schemas.microsoft.com/office/word/2010/wordml" xmlns:w15="http://schemas.microsoft.com/office/word/2012/wordml" xmlns:w16cex="http://schemas.microsoft.com/office/word/2018/wordml/cex" xmlns:w16cid="http://schemas.microsoft.com/office/word/2016/wordml/cid" xmlns:w16="http://schemas.microsoft.com/office/word/2018/wordml" xmlns:w16du="http://schemas.microsoft.com/office/word/2023/wordml/word16du" xmlns:w16sdtdh="http://schemas.microsoft.com/office/word/2020/wordml/sdtdatahash" xmlns:w16sdtfl="http://schemas.microsoft.com/office/word/2024/wordml/sdtformatlock" xmlns:w16se="http://schemas.microsoft.com/office/word/2015/wordml/symex" mc:Ignorable="w14 w15 w16se w16cid w16 w16cex w16sdtdh w16sdtfl w16du">
+<w:styles xmlns:mc="http://schemas.openxmlformats.org/markup-compatibility/2006" xmlns:r="http://schemas.openxmlformats.org/officeDocument/2006/relationships" xmlns:w="http://schemas.openxmlformats.org/wordprocessingml/2006/main" xmlns:w14="http://schemas.microsoft.com/office/word/2010/wordml" xmlns:w15="http://schemas.microsoft.com/office/word/2012/wordml" xmlns:w16cex="http://schemas.microsoft.com/office/word/2018/wordml/cex" xmlns:w16cid="http://schemas.microsoft.com/office/word/2016/wordml/cid" xmlns:w16="http://schemas.microsoft.com/office/word/2018/wordml" xmlns:w16sdtdh="http://schemas.microsoft.com/office/word/2020/wordml/sdtdatahash" xmlns:w16sdtfl="http://schemas.microsoft.com/office/word/2024/wordml/sdtformatlock" xmlns:w16se="http://schemas.microsoft.com/office/word/2015/wordml/symex" xmlns:w16du="http://schemas.microsoft.com/office/word/2023/wordml/word16du" mc:Ignorable="w14 w15 w16se w16cid w16 w16cex w16sdtdh w16sdtfl w16du">
   <w:docDefaults>
     <w:rPrDefault>
       <w:rPr>
@@ -25950,7 +25652,6 @@
   <w:style w:type="character" w:default="1" w:styleId="DefaultParagraphFont">
     <w:name w:val="Default Paragraph Font"/>
     <w:uiPriority w:val="1"/>
-    <w:semiHidden/>
     <w:unhideWhenUsed/>
   </w:style>
   <w:style w:type="table" w:default="1" w:styleId="TableNormal">
